--- a/Practical files/Practical 1.docx
+++ b/Practical files/Practical 1.docx
@@ -365,53 +365,25 @@
                 <w:sz w:val="24"/>
                 <w:szCs w:val="24"/>
               </w:rPr>
-              <w:t xml:space="preserve"> └── </w:t>
-            </w:r>
-            <w:proofErr w:type="spellStart"/>
-            <w:r>
-              <w:rPr>
-                <w:rFonts w:ascii="Times New Roman" w:hAnsi="Times New Roman" w:cs="Times New Roman"/>
-                <w:sz w:val="24"/>
-                <w:szCs w:val="24"/>
-              </w:rPr>
-              <w:t>src</w:t>
-            </w:r>
-            <w:proofErr w:type="spellEnd"/>
-            <w:r>
-              <w:rPr>
-                <w:rFonts w:ascii="Times New Roman" w:hAnsi="Times New Roman" w:cs="Times New Roman"/>
-                <w:sz w:val="24"/>
-                <w:szCs w:val="24"/>
-              </w:rPr>
-              <w:t>/</w:t>
-            </w:r>
-          </w:p>
-          <w:p>
-            <w:pPr>
-              <w:rPr>
-                <w:rFonts w:ascii="Times New Roman" w:hAnsi="Times New Roman" w:cs="Times New Roman"/>
-                <w:sz w:val="24"/>
-                <w:szCs w:val="24"/>
-              </w:rPr>
-            </w:pPr>
-            <w:r>
-              <w:rPr>
-                <w:rFonts w:ascii="Times New Roman" w:hAnsi="Times New Roman" w:cs="Times New Roman"/>
-                <w:sz w:val="24"/>
-                <w:szCs w:val="24"/>
-              </w:rPr>
-              <w:t xml:space="preserve">      ├── </w:t>
-            </w:r>
-            <w:proofErr w:type="spellStart"/>
-            <w:r>
-              <w:rPr>
-                <w:rFonts w:ascii="Times New Roman" w:hAnsi="Times New Roman" w:cs="Times New Roman"/>
-                <w:sz w:val="24"/>
-                <w:szCs w:val="24"/>
-              </w:rPr>
-              <w:t>App.jsx</w:t>
-            </w:r>
-            <w:proofErr w:type="spellEnd"/>
+              <w:t xml:space="preserve"> └── src/</w:t>
+            </w:r>
+          </w:p>
+          <w:p>
+            <w:pPr>
+              <w:rPr>
+                <w:rFonts w:ascii="Times New Roman" w:hAnsi="Times New Roman" w:cs="Times New Roman"/>
+                <w:sz w:val="24"/>
+                <w:szCs w:val="24"/>
+              </w:rPr>
+            </w:pPr>
+            <w:r>
+              <w:rPr>
+                <w:rFonts w:ascii="Times New Roman" w:hAnsi="Times New Roman" w:cs="Times New Roman"/>
+                <w:sz w:val="24"/>
+                <w:szCs w:val="24"/>
+              </w:rPr>
+              <w:t xml:space="preserve">      ├── App.jsx</w:t>
+            </w:r>
           </w:p>
           <w:p>
             <w:pPr>
@@ -444,99 +416,59 @@
                 <w:sz w:val="24"/>
                 <w:szCs w:val="24"/>
               </w:rPr>
-              <w:t xml:space="preserve">           ├── </w:t>
-            </w:r>
-            <w:proofErr w:type="spellStart"/>
-            <w:r>
-              <w:rPr>
-                <w:rFonts w:ascii="Times New Roman" w:hAnsi="Times New Roman" w:cs="Times New Roman"/>
-                <w:sz w:val="24"/>
-                <w:szCs w:val="24"/>
-              </w:rPr>
-              <w:t>Header.jsx</w:t>
-            </w:r>
-            <w:proofErr w:type="spellEnd"/>
-          </w:p>
-          <w:p>
-            <w:pPr>
-              <w:rPr>
-                <w:rFonts w:ascii="Times New Roman" w:hAnsi="Times New Roman" w:cs="Times New Roman"/>
-                <w:sz w:val="24"/>
-                <w:szCs w:val="24"/>
-              </w:rPr>
-            </w:pPr>
-            <w:r>
-              <w:rPr>
-                <w:rFonts w:ascii="Times New Roman" w:hAnsi="Times New Roman" w:cs="Times New Roman"/>
-                <w:sz w:val="24"/>
-                <w:szCs w:val="24"/>
-              </w:rPr>
-              <w:t xml:space="preserve">           ├── </w:t>
-            </w:r>
-            <w:proofErr w:type="spellStart"/>
-            <w:r>
-              <w:rPr>
-                <w:rFonts w:ascii="Times New Roman" w:hAnsi="Times New Roman" w:cs="Times New Roman"/>
-                <w:sz w:val="24"/>
-                <w:szCs w:val="24"/>
-              </w:rPr>
-              <w:t>About.jsx</w:t>
-            </w:r>
-            <w:proofErr w:type="spellEnd"/>
-          </w:p>
-          <w:p>
-            <w:pPr>
-              <w:rPr>
-                <w:rFonts w:ascii="Times New Roman" w:hAnsi="Times New Roman" w:cs="Times New Roman"/>
-                <w:sz w:val="24"/>
-                <w:szCs w:val="24"/>
-              </w:rPr>
-            </w:pPr>
-            <w:r>
-              <w:rPr>
-                <w:rFonts w:ascii="Times New Roman" w:hAnsi="Times New Roman" w:cs="Times New Roman"/>
-                <w:sz w:val="24"/>
-                <w:szCs w:val="24"/>
-              </w:rPr>
-              <w:t xml:space="preserve">           ├── </w:t>
-            </w:r>
-            <w:proofErr w:type="spellStart"/>
-            <w:r>
-              <w:rPr>
-                <w:rFonts w:ascii="Times New Roman" w:hAnsi="Times New Roman" w:cs="Times New Roman"/>
-                <w:sz w:val="24"/>
-                <w:szCs w:val="24"/>
-              </w:rPr>
-              <w:t>Skills.jsx</w:t>
-            </w:r>
-            <w:proofErr w:type="spellEnd"/>
-          </w:p>
-          <w:p>
-            <w:pPr>
-              <w:rPr>
-                <w:rFonts w:ascii="Times New Roman" w:hAnsi="Times New Roman" w:cs="Times New Roman"/>
-                <w:sz w:val="24"/>
-                <w:szCs w:val="24"/>
-              </w:rPr>
-            </w:pPr>
-            <w:r>
-              <w:rPr>
-                <w:rFonts w:ascii="Times New Roman" w:hAnsi="Times New Roman" w:cs="Times New Roman"/>
-                <w:sz w:val="24"/>
-                <w:szCs w:val="24"/>
-              </w:rPr>
-              <w:t xml:space="preserve">           └── </w:t>
-            </w:r>
-            <w:proofErr w:type="spellStart"/>
-            <w:r>
-              <w:rPr>
-                <w:rFonts w:ascii="Times New Roman" w:hAnsi="Times New Roman" w:cs="Times New Roman"/>
-                <w:sz w:val="24"/>
-                <w:szCs w:val="24"/>
-              </w:rPr>
-              <w:t>Footer.jsx</w:t>
-            </w:r>
-            <w:proofErr w:type="spellEnd"/>
+              <w:t xml:space="preserve">           ├── Header.jsx</w:t>
+            </w:r>
+          </w:p>
+          <w:p>
+            <w:pPr>
+              <w:rPr>
+                <w:rFonts w:ascii="Times New Roman" w:hAnsi="Times New Roman" w:cs="Times New Roman"/>
+                <w:sz w:val="24"/>
+                <w:szCs w:val="24"/>
+              </w:rPr>
+            </w:pPr>
+            <w:r>
+              <w:rPr>
+                <w:rFonts w:ascii="Times New Roman" w:hAnsi="Times New Roman" w:cs="Times New Roman"/>
+                <w:sz w:val="24"/>
+                <w:szCs w:val="24"/>
+              </w:rPr>
+              <w:t xml:space="preserve">           ├── About.jsx</w:t>
+            </w:r>
+          </w:p>
+          <w:p>
+            <w:pPr>
+              <w:rPr>
+                <w:rFonts w:ascii="Times New Roman" w:hAnsi="Times New Roman" w:cs="Times New Roman"/>
+                <w:sz w:val="24"/>
+                <w:szCs w:val="24"/>
+              </w:rPr>
+            </w:pPr>
+            <w:r>
+              <w:rPr>
+                <w:rFonts w:ascii="Times New Roman" w:hAnsi="Times New Roman" w:cs="Times New Roman"/>
+                <w:sz w:val="24"/>
+                <w:szCs w:val="24"/>
+              </w:rPr>
+              <w:t xml:space="preserve">           ├── Skills.jsx</w:t>
+            </w:r>
+          </w:p>
+          <w:p>
+            <w:pPr>
+              <w:rPr>
+                <w:rFonts w:ascii="Times New Roman" w:hAnsi="Times New Roman" w:cs="Times New Roman"/>
+                <w:sz w:val="24"/>
+                <w:szCs w:val="24"/>
+              </w:rPr>
+            </w:pPr>
+            <w:r>
+              <w:rPr>
+                <w:rFonts w:ascii="Times New Roman" w:hAnsi="Times New Roman" w:cs="Times New Roman"/>
+                <w:sz w:val="24"/>
+                <w:szCs w:val="24"/>
+              </w:rPr>
+              <w:t xml:space="preserve">           └── Footer.jsx</w:t>
+            </w:r>
           </w:p>
           <w:p>
             <w:pPr>
@@ -583,21 +515,25 @@
             <w:pPr>
               <w:rPr>
                 <w:rFonts w:ascii="Times New Roman" w:hAnsi="Times New Roman" w:cs="Times New Roman"/>
-                <w:sz w:val="24"/>
-                <w:szCs w:val="24"/>
-              </w:rPr>
-            </w:pPr>
-            <w:r>
-              <w:rPr>
-                <w:noProof/>
+                <w:b/>
+                <w:bCs/>
+                <w:sz w:val="24"/>
+                <w:szCs w:val="24"/>
+              </w:rPr>
+            </w:pPr>
+            <w:r>
+              <w:rPr>
+                <w:rFonts w:ascii="Times New Roman" w:hAnsi="Times New Roman" w:cs="Times New Roman"/>
+                <w:b/>
+                <w:bCs/>
                 <w:sz w:val="24"/>
                 <w:szCs w:val="24"/>
               </w:rPr>
               <w:drawing>
-                <wp:inline distT="0" distB="0" distL="0" distR="0" wp14:anchorId="3A67F7C2" wp14:editId="4198A00C">
-                  <wp:extent cx="5435879" cy="1936850"/>
-                  <wp:effectExtent l="0" t="0" r="0" b="6350"/>
-                  <wp:docPr id="1257334924" name="Picture 1"/>
+                <wp:inline distT="0" distB="0" distL="0" distR="0" wp14:anchorId="3F5709A1" wp14:editId="50FCF91D">
+                  <wp:extent cx="2330570" cy="1492327"/>
+                  <wp:effectExtent l="0" t="0" r="0" b="0"/>
+                  <wp:docPr id="333491151" name="Picture 1"/>
                   <wp:cNvGraphicFramePr>
                     <a:graphicFrameLocks xmlns:a="http://schemas.openxmlformats.org/drawingml/2006/main" noChangeAspect="1"/>
                   </wp:cNvGraphicFramePr>
@@ -605,7 +541,7 @@
                     <a:graphicData uri="http://schemas.openxmlformats.org/drawingml/2006/picture">
                       <pic:pic xmlns:pic="http://schemas.openxmlformats.org/drawingml/2006/picture">
                         <pic:nvPicPr>
-                          <pic:cNvPr id="1257334924" name=""/>
+                          <pic:cNvPr id="333491151" name=""/>
                           <pic:cNvPicPr/>
                         </pic:nvPicPr>
                         <pic:blipFill>
@@ -617,7 +553,7 @@
                         <pic:spPr>
                           <a:xfrm>
                             <a:off x="0" y="0"/>
-                            <a:ext cx="5435879" cy="1936850"/>
+                            <a:ext cx="2330570" cy="1492327"/>
                           </a:xfrm>
                           <a:prstGeom prst="rect">
                             <a:avLst/>
@@ -664,50 +600,56 @@
                 <w:sz w:val="24"/>
               </w:rPr>
             </w:pPr>
-            <w:proofErr w:type="spellStart"/>
             <w:r>
               <w:rPr>
                 <w:rFonts w:ascii="Times New Roman" w:eastAsia="Consolas" w:hAnsi="Times New Roman" w:cs="Times New Roman"/>
                 <w:color w:val="1A1A1A"/>
                 <w:sz w:val="24"/>
               </w:rPr>
-              <w:t>npm</w:t>
-            </w:r>
-            <w:proofErr w:type="spellEnd"/>
+              <w:t>npm create vite@latest student-portfolio -- --template react</w:t>
+            </w:r>
+          </w:p>
+          <w:p>
+            <w:pPr>
+              <w:spacing w:after="20"/>
+              <w:rPr>
+                <w:rFonts w:ascii="Times New Roman" w:hAnsi="Times New Roman" w:cs="Times New Roman"/>
+                <w:sz w:val="24"/>
+              </w:rPr>
+            </w:pPr>
             <w:r>
               <w:rPr>
                 <w:rFonts w:ascii="Times New Roman" w:eastAsia="Consolas" w:hAnsi="Times New Roman" w:cs="Times New Roman"/>
                 <w:color w:val="1A1A1A"/>
                 <w:sz w:val="24"/>
               </w:rPr>
-              <w:t xml:space="preserve"> create </w:t>
-            </w:r>
-            <w:proofErr w:type="spellStart"/>
+              <w:t>cd student-portfolio</w:t>
+            </w:r>
+          </w:p>
+          <w:p>
+            <w:pPr>
+              <w:spacing w:after="20"/>
+              <w:rPr>
+                <w:rFonts w:ascii="Times New Roman" w:hAnsi="Times New Roman" w:cs="Times New Roman"/>
+                <w:sz w:val="24"/>
+              </w:rPr>
+            </w:pPr>
             <w:r>
               <w:rPr>
                 <w:rFonts w:ascii="Times New Roman" w:eastAsia="Consolas" w:hAnsi="Times New Roman" w:cs="Times New Roman"/>
                 <w:color w:val="1A1A1A"/>
                 <w:sz w:val="24"/>
               </w:rPr>
-              <w:t>vite@latest</w:t>
-            </w:r>
-            <w:proofErr w:type="spellEnd"/>
-            <w:r>
+              <w:t>npm install</w:t>
+            </w:r>
+          </w:p>
+          <w:p>
+            <w:pPr>
               <w:rPr>
                 <w:rFonts w:ascii="Times New Roman" w:eastAsia="Consolas" w:hAnsi="Times New Roman" w:cs="Times New Roman"/>
                 <w:color w:val="1A1A1A"/>
                 <w:sz w:val="24"/>
               </w:rPr>
-              <w:t xml:space="preserve"> student-portfolio -- --template react</w:t>
-            </w:r>
-          </w:p>
-          <w:p>
-            <w:pPr>
-              <w:spacing w:after="20"/>
-              <w:rPr>
-                <w:rFonts w:ascii="Times New Roman" w:hAnsi="Times New Roman" w:cs="Times New Roman"/>
-                <w:sz w:val="24"/>
-              </w:rPr>
             </w:pPr>
             <w:r>
               <w:rPr>
@@ -715,61 +657,7 @@
                 <w:color w:val="1A1A1A"/>
                 <w:sz w:val="24"/>
               </w:rPr>
-              <w:t>cd student-portfolio</w:t>
-            </w:r>
-          </w:p>
-          <w:p>
-            <w:pPr>
-              <w:spacing w:after="20"/>
-              <w:rPr>
-                <w:rFonts w:ascii="Times New Roman" w:hAnsi="Times New Roman" w:cs="Times New Roman"/>
-                <w:sz w:val="24"/>
-              </w:rPr>
-            </w:pPr>
-            <w:proofErr w:type="spellStart"/>
-            <w:r>
-              <w:rPr>
-                <w:rFonts w:ascii="Times New Roman" w:eastAsia="Consolas" w:hAnsi="Times New Roman" w:cs="Times New Roman"/>
-                <w:color w:val="1A1A1A"/>
-                <w:sz w:val="24"/>
-              </w:rPr>
-              <w:t>npm</w:t>
-            </w:r>
-            <w:proofErr w:type="spellEnd"/>
-            <w:r>
-              <w:rPr>
-                <w:rFonts w:ascii="Times New Roman" w:eastAsia="Consolas" w:hAnsi="Times New Roman" w:cs="Times New Roman"/>
-                <w:color w:val="1A1A1A"/>
-                <w:sz w:val="24"/>
-              </w:rPr>
-              <w:t xml:space="preserve"> install</w:t>
-            </w:r>
-          </w:p>
-          <w:p>
-            <w:pPr>
-              <w:rPr>
-                <w:rFonts w:ascii="Times New Roman" w:eastAsia="Consolas" w:hAnsi="Times New Roman" w:cs="Times New Roman"/>
-                <w:color w:val="1A1A1A"/>
-                <w:sz w:val="24"/>
-              </w:rPr>
-            </w:pPr>
-            <w:proofErr w:type="spellStart"/>
-            <w:r>
-              <w:rPr>
-                <w:rFonts w:ascii="Times New Roman" w:eastAsia="Consolas" w:hAnsi="Times New Roman" w:cs="Times New Roman"/>
-                <w:color w:val="1A1A1A"/>
-                <w:sz w:val="24"/>
-              </w:rPr>
-              <w:t>npm</w:t>
-            </w:r>
-            <w:proofErr w:type="spellEnd"/>
-            <w:r>
-              <w:rPr>
-                <w:rFonts w:ascii="Times New Roman" w:eastAsia="Consolas" w:hAnsi="Times New Roman" w:cs="Times New Roman"/>
-                <w:color w:val="1A1A1A"/>
-                <w:sz w:val="24"/>
-              </w:rPr>
-              <w:t xml:space="preserve"> run dev</w:t>
+              <w:t>npm run dev</w:t>
             </w:r>
           </w:p>
           <w:p>
@@ -875,23 +763,13 @@
                 <w:szCs w:val="24"/>
               </w:rPr>
             </w:pPr>
-            <w:proofErr w:type="spellStart"/>
-            <w:r>
-              <w:rPr>
-                <w:rFonts w:ascii="Times New Roman" w:hAnsi="Times New Roman" w:cs="Times New Roman"/>
-                <w:sz w:val="24"/>
-                <w:szCs w:val="24"/>
-              </w:rPr>
-              <w:t>Header.jsx</w:t>
-            </w:r>
-            <w:proofErr w:type="spellEnd"/>
-            <w:r>
-              <w:rPr>
-                <w:rFonts w:ascii="Times New Roman" w:hAnsi="Times New Roman" w:cs="Times New Roman"/>
-                <w:sz w:val="24"/>
-                <w:szCs w:val="24"/>
-              </w:rPr>
-              <w:t>:</w:t>
+            <w:r>
+              <w:rPr>
+                <w:rFonts w:ascii="Times New Roman" w:hAnsi="Times New Roman" w:cs="Times New Roman"/>
+                <w:sz w:val="24"/>
+                <w:szCs w:val="24"/>
+              </w:rPr>
+              <w:t>Header.jsx:</w:t>
             </w:r>
           </w:p>
           <w:p>
@@ -923,7 +801,6 @@
               </w:rPr>
               <w:t xml:space="preserve"> </w:t>
             </w:r>
-            <w:proofErr w:type="gramStart"/>
             <w:r>
               <w:rPr>
                 <w:rFonts w:ascii="Consolas" w:hAnsi="Consolas"/>
@@ -951,7 +828,6 @@
               </w:rPr>
               <w:t>name</w:t>
             </w:r>
-            <w:proofErr w:type="gramEnd"/>
             <w:r>
               <w:rPr>
                 <w:rFonts w:ascii="Consolas" w:hAnsi="Consolas"/>
@@ -961,7 +837,6 @@
               </w:rPr>
               <w:t xml:space="preserve">, </w:t>
             </w:r>
-            <w:proofErr w:type="gramStart"/>
             <w:r>
               <w:rPr>
                 <w:rFonts w:ascii="Consolas" w:hAnsi="Consolas"/>
@@ -978,17 +853,7 @@
                 <w:sz w:val="21"/>
                 <w:szCs w:val="21"/>
               </w:rPr>
-              <w:t xml:space="preserve"> }</w:t>
-            </w:r>
-            <w:proofErr w:type="gramEnd"/>
-            <w:r>
-              <w:rPr>
-                <w:rFonts w:ascii="Consolas" w:hAnsi="Consolas"/>
-                <w:color w:val="C9D1D9"/>
-                <w:sz w:val="21"/>
-                <w:szCs w:val="21"/>
-              </w:rPr>
-              <w:t>) {</w:t>
+              <w:t xml:space="preserve"> }) {</w:t>
             </w:r>
           </w:p>
           <w:p>
@@ -1068,7 +933,6 @@
               </w:rPr>
               <w:t xml:space="preserve"> </w:t>
             </w:r>
-            <w:proofErr w:type="spellStart"/>
             <w:r>
               <w:rPr>
                 <w:rFonts w:ascii="Consolas" w:hAnsi="Consolas"/>
@@ -1078,7 +942,6 @@
               </w:rPr>
               <w:t>className</w:t>
             </w:r>
-            <w:proofErr w:type="spellEnd"/>
             <w:r>
               <w:rPr>
                 <w:rFonts w:ascii="Consolas" w:hAnsi="Consolas"/>
@@ -1095,67 +958,7 @@
                 <w:sz w:val="21"/>
                 <w:szCs w:val="21"/>
               </w:rPr>
-              <w:t>"flex min-h-screen w-full items-</w:t>
-            </w:r>
-            <w:proofErr w:type="spellStart"/>
-            <w:r>
-              <w:rPr>
-                <w:rFonts w:ascii="Consolas" w:hAnsi="Consolas"/>
-                <w:color w:val="A5D6FF"/>
-                <w:sz w:val="21"/>
-                <w:szCs w:val="21"/>
-              </w:rPr>
-              <w:t>center</w:t>
-            </w:r>
-            <w:proofErr w:type="spellEnd"/>
-            <w:r>
-              <w:rPr>
-                <w:rFonts w:ascii="Consolas" w:hAnsi="Consolas"/>
-                <w:color w:val="A5D6FF"/>
-                <w:sz w:val="21"/>
-                <w:szCs w:val="21"/>
-              </w:rPr>
-              <w:t xml:space="preserve"> justify-</w:t>
-            </w:r>
-            <w:proofErr w:type="spellStart"/>
-            <w:r>
-              <w:rPr>
-                <w:rFonts w:ascii="Consolas" w:hAnsi="Consolas"/>
-                <w:color w:val="A5D6FF"/>
-                <w:sz w:val="21"/>
-                <w:szCs w:val="21"/>
-              </w:rPr>
-              <w:t>center</w:t>
-            </w:r>
-            <w:proofErr w:type="spellEnd"/>
-            <w:r>
-              <w:rPr>
-                <w:rFonts w:ascii="Consolas" w:hAnsi="Consolas"/>
-                <w:color w:val="A5D6FF"/>
-                <w:sz w:val="21"/>
-                <w:szCs w:val="21"/>
-              </w:rPr>
-              <w:t xml:space="preserve"> px-4 py-0 text-</w:t>
-            </w:r>
-            <w:proofErr w:type="spellStart"/>
-            <w:r>
-              <w:rPr>
-                <w:rFonts w:ascii="Consolas" w:hAnsi="Consolas"/>
-                <w:color w:val="A5D6FF"/>
-                <w:sz w:val="21"/>
-                <w:szCs w:val="21"/>
-              </w:rPr>
-              <w:t>center</w:t>
-            </w:r>
-            <w:proofErr w:type="spellEnd"/>
-            <w:r>
-              <w:rPr>
-                <w:rFonts w:ascii="Consolas" w:hAnsi="Consolas"/>
-                <w:color w:val="A5D6FF"/>
-                <w:sz w:val="21"/>
-                <w:szCs w:val="21"/>
-              </w:rPr>
-              <w:t>"</w:t>
+              <w:t>"flex min-h-screen w-full items-center justify-center px-4 py-0 text-center"</w:t>
             </w:r>
             <w:r>
               <w:rPr>
@@ -1205,7 +1008,6 @@
               </w:rPr>
               <w:t xml:space="preserve"> </w:t>
             </w:r>
-            <w:proofErr w:type="spellStart"/>
             <w:r>
               <w:rPr>
                 <w:rFonts w:ascii="Consolas" w:hAnsi="Consolas"/>
@@ -1215,7 +1017,6 @@
               </w:rPr>
               <w:t>className</w:t>
             </w:r>
-            <w:proofErr w:type="spellEnd"/>
             <w:r>
               <w:rPr>
                 <w:rFonts w:ascii="Consolas" w:hAnsi="Consolas"/>
@@ -1232,27 +1033,7 @@
                 <w:sz w:val="21"/>
                 <w:szCs w:val="21"/>
               </w:rPr>
-              <w:t>"w-full max-w-5xl rounded-2xl border border-sky-300/30 bg-slate-900/70 p-8 shadow-2xl backdrop-blur-</w:t>
-            </w:r>
-            <w:proofErr w:type="spellStart"/>
-            <w:r>
-              <w:rPr>
-                <w:rFonts w:ascii="Consolas" w:hAnsi="Consolas"/>
-                <w:color w:val="A5D6FF"/>
-                <w:sz w:val="21"/>
-                <w:szCs w:val="21"/>
-              </w:rPr>
-              <w:t>sm</w:t>
-            </w:r>
-            <w:proofErr w:type="spellEnd"/>
-            <w:r>
-              <w:rPr>
-                <w:rFonts w:ascii="Consolas" w:hAnsi="Consolas"/>
-                <w:color w:val="A5D6FF"/>
-                <w:sz w:val="21"/>
-                <w:szCs w:val="21"/>
-              </w:rPr>
-              <w:t>"</w:t>
+              <w:t>"w-full max-w-5xl rounded-2xl border border-sky-300/30 bg-slate-900/70 p-8 shadow-2xl backdrop-blur-sm"</w:t>
             </w:r>
             <w:r>
               <w:rPr>
@@ -1302,7 +1083,6 @@
               </w:rPr>
               <w:t xml:space="preserve"> </w:t>
             </w:r>
-            <w:proofErr w:type="spellStart"/>
             <w:r>
               <w:rPr>
                 <w:rFonts w:ascii="Consolas" w:hAnsi="Consolas"/>
@@ -1312,7 +1092,6 @@
               </w:rPr>
               <w:t>className</w:t>
             </w:r>
-            <w:proofErr w:type="spellEnd"/>
             <w:r>
               <w:rPr>
                 <w:rFonts w:ascii="Consolas" w:hAnsi="Consolas"/>
@@ -1329,27 +1108,7 @@
                 <w:sz w:val="21"/>
                 <w:szCs w:val="21"/>
               </w:rPr>
-              <w:t>"m-0 text-</w:t>
-            </w:r>
-            <w:proofErr w:type="spellStart"/>
-            <w:r>
-              <w:rPr>
-                <w:rFonts w:ascii="Consolas" w:hAnsi="Consolas"/>
-                <w:color w:val="A5D6FF"/>
-                <w:sz w:val="21"/>
-                <w:szCs w:val="21"/>
-              </w:rPr>
-              <w:t>xs</w:t>
-            </w:r>
-            <w:proofErr w:type="spellEnd"/>
-            <w:r>
-              <w:rPr>
-                <w:rFonts w:ascii="Consolas" w:hAnsi="Consolas"/>
-                <w:color w:val="A5D6FF"/>
-                <w:sz w:val="21"/>
-                <w:szCs w:val="21"/>
-              </w:rPr>
-              <w:t xml:space="preserve"> uppercase tracking-[0.18em] text-slate-300"</w:t>
+              <w:t>"m-0 text-xs uppercase tracking-[0.18em] text-slate-300"</w:t>
             </w:r>
             <w:r>
               <w:rPr>
@@ -1417,7 +1176,6 @@
               </w:rPr>
               <w:t xml:space="preserve"> </w:t>
             </w:r>
-            <w:proofErr w:type="spellStart"/>
             <w:r>
               <w:rPr>
                 <w:rFonts w:ascii="Consolas" w:hAnsi="Consolas"/>
@@ -1427,7 +1185,6 @@
               </w:rPr>
               <w:t>className</w:t>
             </w:r>
-            <w:proofErr w:type="spellEnd"/>
             <w:r>
               <w:rPr>
                 <w:rFonts w:ascii="Consolas" w:hAnsi="Consolas"/>
@@ -1548,7 +1305,6 @@
               </w:rPr>
               <w:t xml:space="preserve"> </w:t>
             </w:r>
-            <w:proofErr w:type="spellStart"/>
             <w:r>
               <w:rPr>
                 <w:rFonts w:ascii="Consolas" w:hAnsi="Consolas"/>
@@ -1558,7 +1314,6 @@
               </w:rPr>
               <w:t>className</w:t>
             </w:r>
-            <w:proofErr w:type="spellEnd"/>
             <w:r>
               <w:rPr>
                 <w:rFonts w:ascii="Consolas" w:hAnsi="Consolas"/>
@@ -1575,27 +1330,7 @@
                 <w:sz w:val="21"/>
                 <w:szCs w:val="21"/>
               </w:rPr>
-              <w:t>"m-0 text-</w:t>
-            </w:r>
-            <w:proofErr w:type="spellStart"/>
-            <w:r>
-              <w:rPr>
-                <w:rFonts w:ascii="Consolas" w:hAnsi="Consolas"/>
-                <w:color w:val="A5D6FF"/>
-                <w:sz w:val="21"/>
-                <w:szCs w:val="21"/>
-              </w:rPr>
-              <w:t>lg</w:t>
-            </w:r>
-            <w:proofErr w:type="spellEnd"/>
-            <w:r>
-              <w:rPr>
-                <w:rFonts w:ascii="Consolas" w:hAnsi="Consolas"/>
-                <w:color w:val="A5D6FF"/>
-                <w:sz w:val="21"/>
-                <w:szCs w:val="21"/>
-              </w:rPr>
-              <w:t xml:space="preserve"> font-semibold text-cyan-300"</w:t>
+              <w:t>"m-0 text-lg font-semibold text-cyan-300"</w:t>
             </w:r>
             <w:r>
               <w:rPr>
@@ -1866,23 +1601,13 @@
                 <w:szCs w:val="24"/>
               </w:rPr>
             </w:pPr>
-            <w:proofErr w:type="spellStart"/>
-            <w:r>
-              <w:rPr>
-                <w:rFonts w:ascii="Times New Roman" w:hAnsi="Times New Roman" w:cs="Times New Roman"/>
-                <w:sz w:val="24"/>
-                <w:szCs w:val="24"/>
-              </w:rPr>
-              <w:t>About.jsx</w:t>
-            </w:r>
-            <w:proofErr w:type="spellEnd"/>
-            <w:r>
-              <w:rPr>
-                <w:rFonts w:ascii="Times New Roman" w:hAnsi="Times New Roman" w:cs="Times New Roman"/>
-                <w:sz w:val="24"/>
-                <w:szCs w:val="24"/>
-              </w:rPr>
-              <w:t>:</w:t>
+            <w:r>
+              <w:rPr>
+                <w:rFonts w:ascii="Times New Roman" w:hAnsi="Times New Roman" w:cs="Times New Roman"/>
+                <w:sz w:val="24"/>
+                <w:szCs w:val="24"/>
+              </w:rPr>
+              <w:t>About.jsx:</w:t>
             </w:r>
           </w:p>
           <w:p>
@@ -1914,7 +1639,6 @@
               </w:rPr>
               <w:t xml:space="preserve"> </w:t>
             </w:r>
-            <w:proofErr w:type="gramStart"/>
             <w:r>
               <w:rPr>
                 <w:rFonts w:ascii="Consolas" w:hAnsi="Consolas"/>
@@ -1942,7 +1666,6 @@
               </w:rPr>
               <w:t>bio</w:t>
             </w:r>
-            <w:proofErr w:type="gramEnd"/>
             <w:r>
               <w:rPr>
                 <w:rFonts w:ascii="Consolas" w:hAnsi="Consolas"/>
@@ -1952,7 +1675,6 @@
               </w:rPr>
               <w:t xml:space="preserve">, </w:t>
             </w:r>
-            <w:proofErr w:type="gramStart"/>
             <w:r>
               <w:rPr>
                 <w:rFonts w:ascii="Consolas" w:hAnsi="Consolas"/>
@@ -1969,17 +1691,7 @@
                 <w:sz w:val="21"/>
                 <w:szCs w:val="21"/>
               </w:rPr>
-              <w:t xml:space="preserve"> }</w:t>
-            </w:r>
-            <w:proofErr w:type="gramEnd"/>
-            <w:r>
-              <w:rPr>
-                <w:rFonts w:ascii="Consolas" w:hAnsi="Consolas"/>
-                <w:color w:val="C9D1D9"/>
-                <w:sz w:val="21"/>
-                <w:szCs w:val="21"/>
-              </w:rPr>
-              <w:t>) {</w:t>
+              <w:t xml:space="preserve"> }) {</w:t>
             </w:r>
           </w:p>
           <w:p>
@@ -2071,7 +1783,6 @@
               </w:rPr>
               <w:t xml:space="preserve">      </w:t>
             </w:r>
-            <w:proofErr w:type="spellStart"/>
             <w:r>
               <w:rPr>
                 <w:rFonts w:ascii="Consolas" w:hAnsi="Consolas"/>
@@ -2081,7 +1792,6 @@
               </w:rPr>
               <w:t>className</w:t>
             </w:r>
-            <w:proofErr w:type="spellEnd"/>
             <w:r>
               <w:rPr>
                 <w:rFonts w:ascii="Consolas" w:hAnsi="Consolas"/>
@@ -2098,27 +1808,7 @@
                 <w:sz w:val="21"/>
                 <w:szCs w:val="21"/>
               </w:rPr>
-              <w:t>"rounded-2xl border border-sky-300/30 bg-slate-900/70 p-6 shadow-2xl backdrop-blur-</w:t>
-            </w:r>
-            <w:proofErr w:type="spellStart"/>
-            <w:r>
-              <w:rPr>
-                <w:rFonts w:ascii="Consolas" w:hAnsi="Consolas"/>
-                <w:color w:val="A5D6FF"/>
-                <w:sz w:val="21"/>
-                <w:szCs w:val="21"/>
-              </w:rPr>
-              <w:t>sm</w:t>
-            </w:r>
-            <w:proofErr w:type="spellEnd"/>
-            <w:r>
-              <w:rPr>
-                <w:rFonts w:ascii="Consolas" w:hAnsi="Consolas"/>
-                <w:color w:val="A5D6FF"/>
-                <w:sz w:val="21"/>
-                <w:szCs w:val="21"/>
-              </w:rPr>
-              <w:t>"</w:t>
+              <w:t>"rounded-2xl border border-sky-300/30 bg-slate-900/70 p-6 shadow-2xl backdrop-blur-sm"</w:t>
             </w:r>
           </w:p>
           <w:p>
@@ -2148,9 +1838,86 @@
                 <w:sz w:val="21"/>
                 <w:szCs w:val="21"/>
               </w:rPr>
-              <w:t>aria-</w:t>
-            </w:r>
-            <w:proofErr w:type="spellStart"/>
+              <w:t>aria-labelledby</w:t>
+            </w:r>
+            <w:r>
+              <w:rPr>
+                <w:rFonts w:ascii="Consolas" w:hAnsi="Consolas"/>
+                <w:color w:val="EC8E2C"/>
+                <w:sz w:val="21"/>
+                <w:szCs w:val="21"/>
+              </w:rPr>
+              <w:t>=</w:t>
+            </w:r>
+            <w:r>
+              <w:rPr>
+                <w:rFonts w:ascii="Consolas" w:hAnsi="Consolas"/>
+                <w:color w:val="A5D6FF"/>
+                <w:sz w:val="21"/>
+                <w:szCs w:val="21"/>
+              </w:rPr>
+              <w:t>"about-title"</w:t>
+            </w:r>
+          </w:p>
+          <w:p>
+            <w:pPr>
+              <w:shd w:val="clear" w:color="auto" w:fill="0D1117"/>
+              <w:spacing w:line="285" w:lineRule="atLeast"/>
+              <w:rPr>
+                <w:rFonts w:ascii="Consolas" w:hAnsi="Consolas"/>
+                <w:color w:val="C9D1D9"/>
+                <w:sz w:val="21"/>
+                <w:szCs w:val="21"/>
+              </w:rPr>
+            </w:pPr>
+            <w:r>
+              <w:rPr>
+                <w:rFonts w:ascii="Consolas" w:hAnsi="Consolas"/>
+                <w:color w:val="C9D1D9"/>
+                <w:sz w:val="21"/>
+                <w:szCs w:val="21"/>
+              </w:rPr>
+              <w:t>    &gt;</w:t>
+            </w:r>
+          </w:p>
+          <w:p>
+            <w:pPr>
+              <w:shd w:val="clear" w:color="auto" w:fill="0D1117"/>
+              <w:spacing w:line="285" w:lineRule="atLeast"/>
+              <w:rPr>
+                <w:rFonts w:ascii="Consolas" w:hAnsi="Consolas"/>
+                <w:color w:val="C9D1D9"/>
+                <w:sz w:val="21"/>
+                <w:szCs w:val="21"/>
+              </w:rPr>
+            </w:pPr>
+            <w:r>
+              <w:rPr>
+                <w:rFonts w:ascii="Consolas" w:hAnsi="Consolas"/>
+                <w:color w:val="C9D1D9"/>
+                <w:sz w:val="21"/>
+                <w:szCs w:val="21"/>
+              </w:rPr>
+              <w:t>      &lt;</w:t>
+            </w:r>
+            <w:r>
+              <w:rPr>
+                <w:rFonts w:ascii="Consolas" w:hAnsi="Consolas"/>
+                <w:color w:val="A5D6FF"/>
+                <w:sz w:val="21"/>
+                <w:szCs w:val="21"/>
+              </w:rPr>
+              <w:t>h2</w:t>
+            </w:r>
+            <w:r>
+              <w:rPr>
+                <w:rFonts w:ascii="Consolas" w:hAnsi="Consolas"/>
+                <w:color w:val="C9D1D9"/>
+                <w:sz w:val="21"/>
+                <w:szCs w:val="21"/>
+              </w:rPr>
+              <w:t xml:space="preserve"> </w:t>
+            </w:r>
             <w:r>
               <w:rPr>
                 <w:rFonts w:ascii="Consolas" w:hAnsi="Consolas"/>
@@ -2158,9 +1925,8 @@
                 <w:sz w:val="21"/>
                 <w:szCs w:val="21"/>
               </w:rPr>
-              <w:t>labelledby</w:t>
-            </w:r>
-            <w:proofErr w:type="spellEnd"/>
+              <w:t>id</w:t>
+            </w:r>
             <w:r>
               <w:rPr>
                 <w:rFonts w:ascii="Consolas" w:hAnsi="Consolas"/>
@@ -2179,26 +1945,110 @@
               </w:rPr>
               <w:t>"about-title"</w:t>
             </w:r>
-          </w:p>
-          <w:p>
-            <w:pPr>
-              <w:shd w:val="clear" w:color="auto" w:fill="0D1117"/>
-              <w:spacing w:line="285" w:lineRule="atLeast"/>
-              <w:rPr>
-                <w:rFonts w:ascii="Consolas" w:hAnsi="Consolas"/>
-                <w:color w:val="C9D1D9"/>
-                <w:sz w:val="21"/>
-                <w:szCs w:val="21"/>
-              </w:rPr>
-            </w:pPr>
-            <w:r>
-              <w:rPr>
-                <w:rFonts w:ascii="Consolas" w:hAnsi="Consolas"/>
-                <w:color w:val="C9D1D9"/>
-                <w:sz w:val="21"/>
-                <w:szCs w:val="21"/>
-              </w:rPr>
-              <w:t>    &gt;</w:t>
+            <w:r>
+              <w:rPr>
+                <w:rFonts w:ascii="Consolas" w:hAnsi="Consolas"/>
+                <w:color w:val="C9D1D9"/>
+                <w:sz w:val="21"/>
+                <w:szCs w:val="21"/>
+              </w:rPr>
+              <w:t xml:space="preserve"> </w:t>
+            </w:r>
+            <w:r>
+              <w:rPr>
+                <w:rFonts w:ascii="Consolas" w:hAnsi="Consolas"/>
+                <w:color w:val="79C0FF"/>
+                <w:sz w:val="21"/>
+                <w:szCs w:val="21"/>
+              </w:rPr>
+              <w:t>className</w:t>
+            </w:r>
+            <w:r>
+              <w:rPr>
+                <w:rFonts w:ascii="Consolas" w:hAnsi="Consolas"/>
+                <w:color w:val="EC8E2C"/>
+                <w:sz w:val="21"/>
+                <w:szCs w:val="21"/>
+              </w:rPr>
+              <w:t>=</w:t>
+            </w:r>
+            <w:r>
+              <w:rPr>
+                <w:rFonts w:ascii="Consolas" w:hAnsi="Consolas"/>
+                <w:color w:val="A5D6FF"/>
+                <w:sz w:val="21"/>
+                <w:szCs w:val="21"/>
+              </w:rPr>
+              <w:t>"text-2xl font-semibold text-slate-100"</w:t>
+            </w:r>
+            <w:r>
+              <w:rPr>
+                <w:rFonts w:ascii="Consolas" w:hAnsi="Consolas"/>
+                <w:color w:val="C9D1D9"/>
+                <w:sz w:val="21"/>
+                <w:szCs w:val="21"/>
+              </w:rPr>
+              <w:t>&gt;</w:t>
+            </w:r>
+          </w:p>
+          <w:p>
+            <w:pPr>
+              <w:shd w:val="clear" w:color="auto" w:fill="0D1117"/>
+              <w:spacing w:line="285" w:lineRule="atLeast"/>
+              <w:rPr>
+                <w:rFonts w:ascii="Consolas" w:hAnsi="Consolas"/>
+                <w:color w:val="C9D1D9"/>
+                <w:sz w:val="21"/>
+                <w:szCs w:val="21"/>
+              </w:rPr>
+            </w:pPr>
+            <w:r>
+              <w:rPr>
+                <w:rFonts w:ascii="Consolas" w:hAnsi="Consolas"/>
+                <w:color w:val="C9D1D9"/>
+                <w:sz w:val="21"/>
+                <w:szCs w:val="21"/>
+              </w:rPr>
+              <w:t>        About Me</w:t>
+            </w:r>
+          </w:p>
+          <w:p>
+            <w:pPr>
+              <w:shd w:val="clear" w:color="auto" w:fill="0D1117"/>
+              <w:spacing w:line="285" w:lineRule="atLeast"/>
+              <w:rPr>
+                <w:rFonts w:ascii="Consolas" w:hAnsi="Consolas"/>
+                <w:color w:val="C9D1D9"/>
+                <w:sz w:val="21"/>
+                <w:szCs w:val="21"/>
+              </w:rPr>
+            </w:pPr>
+            <w:r>
+              <w:rPr>
+                <w:rFonts w:ascii="Consolas" w:hAnsi="Consolas"/>
+                <w:color w:val="C9D1D9"/>
+                <w:sz w:val="21"/>
+                <w:szCs w:val="21"/>
+              </w:rPr>
+              <w:t>      &lt;/</w:t>
+            </w:r>
+            <w:r>
+              <w:rPr>
+                <w:rFonts w:ascii="Consolas" w:hAnsi="Consolas"/>
+                <w:color w:val="A5D6FF"/>
+                <w:sz w:val="21"/>
+                <w:szCs w:val="21"/>
+              </w:rPr>
+              <w:t>h2</w:t>
+            </w:r>
+            <w:r>
+              <w:rPr>
+                <w:rFonts w:ascii="Consolas" w:hAnsi="Consolas"/>
+                <w:color w:val="C9D1D9"/>
+                <w:sz w:val="21"/>
+                <w:szCs w:val="21"/>
+              </w:rPr>
+              <w:t>&gt;</w:t>
             </w:r>
           </w:p>
           <w:p>
@@ -2228,7 +2078,7 @@
                 <w:sz w:val="21"/>
                 <w:szCs w:val="21"/>
               </w:rPr>
-              <w:t>h2</w:t>
+              <w:t>div</w:t>
             </w:r>
             <w:r>
               <w:rPr>
@@ -2246,183 +2096,8 @@
                 <w:sz w:val="21"/>
                 <w:szCs w:val="21"/>
               </w:rPr>
-              <w:t>id</w:t>
-            </w:r>
-            <w:r>
-              <w:rPr>
-                <w:rFonts w:ascii="Consolas" w:hAnsi="Consolas"/>
-                <w:color w:val="EC8E2C"/>
-                <w:sz w:val="21"/>
-                <w:szCs w:val="21"/>
-              </w:rPr>
-              <w:t>=</w:t>
-            </w:r>
-            <w:r>
-              <w:rPr>
-                <w:rFonts w:ascii="Consolas" w:hAnsi="Consolas"/>
-                <w:color w:val="A5D6FF"/>
-                <w:sz w:val="21"/>
-                <w:szCs w:val="21"/>
-              </w:rPr>
-              <w:t>"about-title"</w:t>
-            </w:r>
-            <w:r>
-              <w:rPr>
-                <w:rFonts w:ascii="Consolas" w:hAnsi="Consolas"/>
-                <w:color w:val="C9D1D9"/>
-                <w:sz w:val="21"/>
-                <w:szCs w:val="21"/>
-              </w:rPr>
-              <w:t xml:space="preserve"> </w:t>
-            </w:r>
-            <w:proofErr w:type="spellStart"/>
-            <w:r>
-              <w:rPr>
-                <w:rFonts w:ascii="Consolas" w:hAnsi="Consolas"/>
-                <w:color w:val="79C0FF"/>
-                <w:sz w:val="21"/>
-                <w:szCs w:val="21"/>
-              </w:rPr>
               <w:t>className</w:t>
             </w:r>
-            <w:proofErr w:type="spellEnd"/>
-            <w:r>
-              <w:rPr>
-                <w:rFonts w:ascii="Consolas" w:hAnsi="Consolas"/>
-                <w:color w:val="EC8E2C"/>
-                <w:sz w:val="21"/>
-                <w:szCs w:val="21"/>
-              </w:rPr>
-              <w:t>=</w:t>
-            </w:r>
-            <w:r>
-              <w:rPr>
-                <w:rFonts w:ascii="Consolas" w:hAnsi="Consolas"/>
-                <w:color w:val="A5D6FF"/>
-                <w:sz w:val="21"/>
-                <w:szCs w:val="21"/>
-              </w:rPr>
-              <w:t>"text-2xl font-semibold text-slate-100"</w:t>
-            </w:r>
-            <w:r>
-              <w:rPr>
-                <w:rFonts w:ascii="Consolas" w:hAnsi="Consolas"/>
-                <w:color w:val="C9D1D9"/>
-                <w:sz w:val="21"/>
-                <w:szCs w:val="21"/>
-              </w:rPr>
-              <w:t>&gt;</w:t>
-            </w:r>
-          </w:p>
-          <w:p>
-            <w:pPr>
-              <w:shd w:val="clear" w:color="auto" w:fill="0D1117"/>
-              <w:spacing w:line="285" w:lineRule="atLeast"/>
-              <w:rPr>
-                <w:rFonts w:ascii="Consolas" w:hAnsi="Consolas"/>
-                <w:color w:val="C9D1D9"/>
-                <w:sz w:val="21"/>
-                <w:szCs w:val="21"/>
-              </w:rPr>
-            </w:pPr>
-            <w:r>
-              <w:rPr>
-                <w:rFonts w:ascii="Consolas" w:hAnsi="Consolas"/>
-                <w:color w:val="C9D1D9"/>
-                <w:sz w:val="21"/>
-                <w:szCs w:val="21"/>
-              </w:rPr>
-              <w:t>        About Me</w:t>
-            </w:r>
-          </w:p>
-          <w:p>
-            <w:pPr>
-              <w:shd w:val="clear" w:color="auto" w:fill="0D1117"/>
-              <w:spacing w:line="285" w:lineRule="atLeast"/>
-              <w:rPr>
-                <w:rFonts w:ascii="Consolas" w:hAnsi="Consolas"/>
-                <w:color w:val="C9D1D9"/>
-                <w:sz w:val="21"/>
-                <w:szCs w:val="21"/>
-              </w:rPr>
-            </w:pPr>
-            <w:r>
-              <w:rPr>
-                <w:rFonts w:ascii="Consolas" w:hAnsi="Consolas"/>
-                <w:color w:val="C9D1D9"/>
-                <w:sz w:val="21"/>
-                <w:szCs w:val="21"/>
-              </w:rPr>
-              <w:t>      &lt;/</w:t>
-            </w:r>
-            <w:r>
-              <w:rPr>
-                <w:rFonts w:ascii="Consolas" w:hAnsi="Consolas"/>
-                <w:color w:val="A5D6FF"/>
-                <w:sz w:val="21"/>
-                <w:szCs w:val="21"/>
-              </w:rPr>
-              <w:t>h2</w:t>
-            </w:r>
-            <w:r>
-              <w:rPr>
-                <w:rFonts w:ascii="Consolas" w:hAnsi="Consolas"/>
-                <w:color w:val="C9D1D9"/>
-                <w:sz w:val="21"/>
-                <w:szCs w:val="21"/>
-              </w:rPr>
-              <w:t>&gt;</w:t>
-            </w:r>
-          </w:p>
-          <w:p>
-            <w:pPr>
-              <w:shd w:val="clear" w:color="auto" w:fill="0D1117"/>
-              <w:spacing w:line="285" w:lineRule="atLeast"/>
-              <w:rPr>
-                <w:rFonts w:ascii="Consolas" w:hAnsi="Consolas"/>
-                <w:color w:val="C9D1D9"/>
-                <w:sz w:val="21"/>
-                <w:szCs w:val="21"/>
-              </w:rPr>
-            </w:pPr>
-            <w:r>
-              <w:rPr>
-                <w:rFonts w:ascii="Consolas" w:hAnsi="Consolas"/>
-                <w:color w:val="C9D1D9"/>
-                <w:sz w:val="21"/>
-                <w:szCs w:val="21"/>
-              </w:rPr>
-              <w:t>      &lt;</w:t>
-            </w:r>
-            <w:r>
-              <w:rPr>
-                <w:rFonts w:ascii="Consolas" w:hAnsi="Consolas"/>
-                <w:color w:val="A5D6FF"/>
-                <w:sz w:val="21"/>
-                <w:szCs w:val="21"/>
-              </w:rPr>
-              <w:t>div</w:t>
-            </w:r>
-            <w:r>
-              <w:rPr>
-                <w:rFonts w:ascii="Consolas" w:hAnsi="Consolas"/>
-                <w:color w:val="C9D1D9"/>
-                <w:sz w:val="21"/>
-                <w:szCs w:val="21"/>
-              </w:rPr>
-              <w:t xml:space="preserve"> </w:t>
-            </w:r>
-            <w:proofErr w:type="spellStart"/>
-            <w:r>
-              <w:rPr>
-                <w:rFonts w:ascii="Consolas" w:hAnsi="Consolas"/>
-                <w:color w:val="79C0FF"/>
-                <w:sz w:val="21"/>
-                <w:szCs w:val="21"/>
-              </w:rPr>
-              <w:t>className</w:t>
-            </w:r>
-            <w:proofErr w:type="spellEnd"/>
             <w:r>
               <w:rPr>
                 <w:rFonts w:ascii="Consolas" w:hAnsi="Consolas"/>
@@ -2490,7 +2165,6 @@
               </w:rPr>
               <w:t xml:space="preserve"> </w:t>
             </w:r>
-            <w:proofErr w:type="spellStart"/>
             <w:r>
               <w:rPr>
                 <w:rFonts w:ascii="Consolas" w:hAnsi="Consolas"/>
@@ -2500,7 +2174,6 @@
               </w:rPr>
               <w:t>className</w:t>
             </w:r>
-            <w:proofErr w:type="spellEnd"/>
             <w:r>
               <w:rPr>
                 <w:rFonts w:ascii="Consolas" w:hAnsi="Consolas"/>
@@ -2621,7 +2294,6 @@
               </w:rPr>
               <w:t xml:space="preserve"> </w:t>
             </w:r>
-            <w:proofErr w:type="spellStart"/>
             <w:r>
               <w:rPr>
                 <w:rFonts w:ascii="Consolas" w:hAnsi="Consolas"/>
@@ -2631,7 +2303,6 @@
               </w:rPr>
               <w:t>className</w:t>
             </w:r>
-            <w:proofErr w:type="spellEnd"/>
             <w:r>
               <w:rPr>
                 <w:rFonts w:ascii="Consolas" w:hAnsi="Consolas"/>
@@ -2989,23 +2660,13 @@
                 <w:szCs w:val="24"/>
               </w:rPr>
             </w:pPr>
-            <w:proofErr w:type="spellStart"/>
-            <w:r>
-              <w:rPr>
-                <w:rFonts w:ascii="Times New Roman" w:hAnsi="Times New Roman" w:cs="Times New Roman"/>
-                <w:sz w:val="24"/>
-                <w:szCs w:val="24"/>
-              </w:rPr>
-              <w:t>Skills.jsx</w:t>
-            </w:r>
-            <w:proofErr w:type="spellEnd"/>
-            <w:r>
-              <w:rPr>
-                <w:rFonts w:ascii="Times New Roman" w:hAnsi="Times New Roman" w:cs="Times New Roman"/>
-                <w:sz w:val="24"/>
-                <w:szCs w:val="24"/>
-              </w:rPr>
-              <w:t>:</w:t>
+            <w:r>
+              <w:rPr>
+                <w:rFonts w:ascii="Times New Roman" w:hAnsi="Times New Roman" w:cs="Times New Roman"/>
+                <w:sz w:val="24"/>
+                <w:szCs w:val="24"/>
+              </w:rPr>
+              <w:t>Skills.jsx:</w:t>
             </w:r>
           </w:p>
           <w:p>
@@ -3037,7 +2698,6 @@
               </w:rPr>
               <w:t xml:space="preserve"> </w:t>
             </w:r>
-            <w:proofErr w:type="gramStart"/>
             <w:r>
               <w:rPr>
                 <w:rFonts w:ascii="Consolas" w:hAnsi="Consolas"/>
@@ -3065,7 +2725,6 @@
               </w:rPr>
               <w:t>skills</w:t>
             </w:r>
-            <w:proofErr w:type="gramEnd"/>
             <w:r>
               <w:rPr>
                 <w:rFonts w:ascii="Consolas" w:hAnsi="Consolas"/>
@@ -3165,7 +2824,6 @@
               </w:rPr>
               <w:t xml:space="preserve">      </w:t>
             </w:r>
-            <w:proofErr w:type="spellStart"/>
             <w:r>
               <w:rPr>
                 <w:rFonts w:ascii="Consolas" w:hAnsi="Consolas"/>
@@ -3175,7 +2833,6 @@
               </w:rPr>
               <w:t>className</w:t>
             </w:r>
-            <w:proofErr w:type="spellEnd"/>
             <w:r>
               <w:rPr>
                 <w:rFonts w:ascii="Consolas" w:hAnsi="Consolas"/>
@@ -3213,27 +2870,7 @@
                 <w:sz w:val="21"/>
                 <w:szCs w:val="21"/>
               </w:rPr>
-              <w:t>p-6 shadow-2xl backdrop-blur-</w:t>
-            </w:r>
-            <w:proofErr w:type="spellStart"/>
-            <w:r>
-              <w:rPr>
-                <w:rFonts w:ascii="Consolas" w:hAnsi="Consolas"/>
-                <w:color w:val="A5D6FF"/>
-                <w:sz w:val="21"/>
-                <w:szCs w:val="21"/>
-              </w:rPr>
-              <w:t>sm</w:t>
-            </w:r>
-            <w:proofErr w:type="spellEnd"/>
-            <w:r>
-              <w:rPr>
-                <w:rFonts w:ascii="Consolas" w:hAnsi="Consolas"/>
-                <w:color w:val="A5D6FF"/>
-                <w:sz w:val="21"/>
-                <w:szCs w:val="21"/>
-              </w:rPr>
-              <w:t>"</w:t>
+              <w:t>p-6 shadow-2xl backdrop-blur-sm"</w:t>
             </w:r>
           </w:p>
           <w:p>
@@ -3263,9 +2900,86 @@
                 <w:sz w:val="21"/>
                 <w:szCs w:val="21"/>
               </w:rPr>
-              <w:t>aria-</w:t>
-            </w:r>
-            <w:proofErr w:type="spellStart"/>
+              <w:t>aria-labelledby</w:t>
+            </w:r>
+            <w:r>
+              <w:rPr>
+                <w:rFonts w:ascii="Consolas" w:hAnsi="Consolas"/>
+                <w:color w:val="EC8E2C"/>
+                <w:sz w:val="21"/>
+                <w:szCs w:val="21"/>
+              </w:rPr>
+              <w:t>=</w:t>
+            </w:r>
+            <w:r>
+              <w:rPr>
+                <w:rFonts w:ascii="Consolas" w:hAnsi="Consolas"/>
+                <w:color w:val="A5D6FF"/>
+                <w:sz w:val="21"/>
+                <w:szCs w:val="21"/>
+              </w:rPr>
+              <w:t>"skills-title"</w:t>
+            </w:r>
+          </w:p>
+          <w:p>
+            <w:pPr>
+              <w:shd w:val="clear" w:color="auto" w:fill="0D1117"/>
+              <w:spacing w:line="285" w:lineRule="atLeast"/>
+              <w:rPr>
+                <w:rFonts w:ascii="Consolas" w:hAnsi="Consolas"/>
+                <w:color w:val="C9D1D9"/>
+                <w:sz w:val="21"/>
+                <w:szCs w:val="21"/>
+              </w:rPr>
+            </w:pPr>
+            <w:r>
+              <w:rPr>
+                <w:rFonts w:ascii="Consolas" w:hAnsi="Consolas"/>
+                <w:color w:val="C9D1D9"/>
+                <w:sz w:val="21"/>
+                <w:szCs w:val="21"/>
+              </w:rPr>
+              <w:t>    &gt;</w:t>
+            </w:r>
+          </w:p>
+          <w:p>
+            <w:pPr>
+              <w:shd w:val="clear" w:color="auto" w:fill="0D1117"/>
+              <w:spacing w:line="285" w:lineRule="atLeast"/>
+              <w:rPr>
+                <w:rFonts w:ascii="Consolas" w:hAnsi="Consolas"/>
+                <w:color w:val="C9D1D9"/>
+                <w:sz w:val="21"/>
+                <w:szCs w:val="21"/>
+              </w:rPr>
+            </w:pPr>
+            <w:r>
+              <w:rPr>
+                <w:rFonts w:ascii="Consolas" w:hAnsi="Consolas"/>
+                <w:color w:val="C9D1D9"/>
+                <w:sz w:val="21"/>
+                <w:szCs w:val="21"/>
+              </w:rPr>
+              <w:t>      &lt;</w:t>
+            </w:r>
+            <w:r>
+              <w:rPr>
+                <w:rFonts w:ascii="Consolas" w:hAnsi="Consolas"/>
+                <w:color w:val="A5D6FF"/>
+                <w:sz w:val="21"/>
+                <w:szCs w:val="21"/>
+              </w:rPr>
+              <w:t>h2</w:t>
+            </w:r>
+            <w:r>
+              <w:rPr>
+                <w:rFonts w:ascii="Consolas" w:hAnsi="Consolas"/>
+                <w:color w:val="C9D1D9"/>
+                <w:sz w:val="21"/>
+                <w:szCs w:val="21"/>
+              </w:rPr>
+              <w:t xml:space="preserve"> </w:t>
+            </w:r>
             <w:r>
               <w:rPr>
                 <w:rFonts w:ascii="Consolas" w:hAnsi="Consolas"/>
@@ -3273,9 +2987,8 @@
                 <w:sz w:val="21"/>
                 <w:szCs w:val="21"/>
               </w:rPr>
-              <w:t>labelledby</w:t>
-            </w:r>
-            <w:proofErr w:type="spellEnd"/>
+              <w:t>id</w:t>
+            </w:r>
             <w:r>
               <w:rPr>
                 <w:rFonts w:ascii="Consolas" w:hAnsi="Consolas"/>
@@ -3294,26 +3007,110 @@
               </w:rPr>
               <w:t>"skills-title"</w:t>
             </w:r>
-          </w:p>
-          <w:p>
-            <w:pPr>
-              <w:shd w:val="clear" w:color="auto" w:fill="0D1117"/>
-              <w:spacing w:line="285" w:lineRule="atLeast"/>
-              <w:rPr>
-                <w:rFonts w:ascii="Consolas" w:hAnsi="Consolas"/>
-                <w:color w:val="C9D1D9"/>
-                <w:sz w:val="21"/>
-                <w:szCs w:val="21"/>
-              </w:rPr>
-            </w:pPr>
-            <w:r>
-              <w:rPr>
-                <w:rFonts w:ascii="Consolas" w:hAnsi="Consolas"/>
-                <w:color w:val="C9D1D9"/>
-                <w:sz w:val="21"/>
-                <w:szCs w:val="21"/>
-              </w:rPr>
-              <w:t>    &gt;</w:t>
+            <w:r>
+              <w:rPr>
+                <w:rFonts w:ascii="Consolas" w:hAnsi="Consolas"/>
+                <w:color w:val="C9D1D9"/>
+                <w:sz w:val="21"/>
+                <w:szCs w:val="21"/>
+              </w:rPr>
+              <w:t xml:space="preserve"> </w:t>
+            </w:r>
+            <w:r>
+              <w:rPr>
+                <w:rFonts w:ascii="Consolas" w:hAnsi="Consolas"/>
+                <w:color w:val="79C0FF"/>
+                <w:sz w:val="21"/>
+                <w:szCs w:val="21"/>
+              </w:rPr>
+              <w:t>className</w:t>
+            </w:r>
+            <w:r>
+              <w:rPr>
+                <w:rFonts w:ascii="Consolas" w:hAnsi="Consolas"/>
+                <w:color w:val="EC8E2C"/>
+                <w:sz w:val="21"/>
+                <w:szCs w:val="21"/>
+              </w:rPr>
+              <w:t>=</w:t>
+            </w:r>
+            <w:r>
+              <w:rPr>
+                <w:rFonts w:ascii="Consolas" w:hAnsi="Consolas"/>
+                <w:color w:val="A5D6FF"/>
+                <w:sz w:val="21"/>
+                <w:szCs w:val="21"/>
+              </w:rPr>
+              <w:t>"text-2xl font-semibold text-slate-100"</w:t>
+            </w:r>
+            <w:r>
+              <w:rPr>
+                <w:rFonts w:ascii="Consolas" w:hAnsi="Consolas"/>
+                <w:color w:val="C9D1D9"/>
+                <w:sz w:val="21"/>
+                <w:szCs w:val="21"/>
+              </w:rPr>
+              <w:t>&gt;</w:t>
+            </w:r>
+          </w:p>
+          <w:p>
+            <w:pPr>
+              <w:shd w:val="clear" w:color="auto" w:fill="0D1117"/>
+              <w:spacing w:line="285" w:lineRule="atLeast"/>
+              <w:rPr>
+                <w:rFonts w:ascii="Consolas" w:hAnsi="Consolas"/>
+                <w:color w:val="C9D1D9"/>
+                <w:sz w:val="21"/>
+                <w:szCs w:val="21"/>
+              </w:rPr>
+            </w:pPr>
+            <w:r>
+              <w:rPr>
+                <w:rFonts w:ascii="Consolas" w:hAnsi="Consolas"/>
+                <w:color w:val="C9D1D9"/>
+                <w:sz w:val="21"/>
+                <w:szCs w:val="21"/>
+              </w:rPr>
+              <w:t>        Skills</w:t>
+            </w:r>
+          </w:p>
+          <w:p>
+            <w:pPr>
+              <w:shd w:val="clear" w:color="auto" w:fill="0D1117"/>
+              <w:spacing w:line="285" w:lineRule="atLeast"/>
+              <w:rPr>
+                <w:rFonts w:ascii="Consolas" w:hAnsi="Consolas"/>
+                <w:color w:val="C9D1D9"/>
+                <w:sz w:val="21"/>
+                <w:szCs w:val="21"/>
+              </w:rPr>
+            </w:pPr>
+            <w:r>
+              <w:rPr>
+                <w:rFonts w:ascii="Consolas" w:hAnsi="Consolas"/>
+                <w:color w:val="C9D1D9"/>
+                <w:sz w:val="21"/>
+                <w:szCs w:val="21"/>
+              </w:rPr>
+              <w:t>      &lt;/</w:t>
+            </w:r>
+            <w:r>
+              <w:rPr>
+                <w:rFonts w:ascii="Consolas" w:hAnsi="Consolas"/>
+                <w:color w:val="A5D6FF"/>
+                <w:sz w:val="21"/>
+                <w:szCs w:val="21"/>
+              </w:rPr>
+              <w:t>h2</w:t>
+            </w:r>
+            <w:r>
+              <w:rPr>
+                <w:rFonts w:ascii="Consolas" w:hAnsi="Consolas"/>
+                <w:color w:val="C9D1D9"/>
+                <w:sz w:val="21"/>
+                <w:szCs w:val="21"/>
+              </w:rPr>
+              <w:t>&gt;</w:t>
             </w:r>
           </w:p>
           <w:p>
@@ -3343,7 +3140,7 @@
                 <w:sz w:val="21"/>
                 <w:szCs w:val="21"/>
               </w:rPr>
-              <w:t>h2</w:t>
+              <w:t>ul</w:t>
             </w:r>
             <w:r>
               <w:rPr>
@@ -3361,7 +3158,7 @@
                 <w:sz w:val="21"/>
                 <w:szCs w:val="21"/>
               </w:rPr>
-              <w:t>id</w:t>
+              <w:t>className</w:t>
             </w:r>
             <w:r>
               <w:rPr>
@@ -3379,18 +3176,170 @@
                 <w:sz w:val="21"/>
                 <w:szCs w:val="21"/>
               </w:rPr>
-              <w:t>"skills-title"</w:t>
-            </w:r>
-            <w:r>
-              <w:rPr>
-                <w:rFonts w:ascii="Consolas" w:hAnsi="Consolas"/>
-                <w:color w:val="C9D1D9"/>
-                <w:sz w:val="21"/>
-                <w:szCs w:val="21"/>
-              </w:rPr>
-              <w:t xml:space="preserve"> </w:t>
-            </w:r>
-            <w:proofErr w:type="spellStart"/>
+              <w:t>"mt-4 grid list-none grid-cols-2 gap-3 p-0 md:grid-cols-3"</w:t>
+            </w:r>
+            <w:r>
+              <w:rPr>
+                <w:rFonts w:ascii="Consolas" w:hAnsi="Consolas"/>
+                <w:color w:val="C9D1D9"/>
+                <w:sz w:val="21"/>
+                <w:szCs w:val="21"/>
+              </w:rPr>
+              <w:t>&gt;</w:t>
+            </w:r>
+          </w:p>
+          <w:p>
+            <w:pPr>
+              <w:shd w:val="clear" w:color="auto" w:fill="0D1117"/>
+              <w:spacing w:line="285" w:lineRule="atLeast"/>
+              <w:rPr>
+                <w:rFonts w:ascii="Consolas" w:hAnsi="Consolas"/>
+                <w:color w:val="C9D1D9"/>
+                <w:sz w:val="21"/>
+                <w:szCs w:val="21"/>
+              </w:rPr>
+            </w:pPr>
+            <w:r>
+              <w:rPr>
+                <w:rFonts w:ascii="Consolas" w:hAnsi="Consolas"/>
+                <w:color w:val="C9D1D9"/>
+                <w:sz w:val="21"/>
+                <w:szCs w:val="21"/>
+              </w:rPr>
+              <w:t xml:space="preserve">        </w:t>
+            </w:r>
+            <w:r>
+              <w:rPr>
+                <w:rFonts w:ascii="Consolas" w:hAnsi="Consolas"/>
+                <w:color w:val="EC8E2C"/>
+                <w:sz w:val="21"/>
+                <w:szCs w:val="21"/>
+              </w:rPr>
+              <w:t>{</w:t>
+            </w:r>
+            <w:r>
+              <w:rPr>
+                <w:rFonts w:ascii="Consolas" w:hAnsi="Consolas"/>
+                <w:color w:val="FDAC54"/>
+                <w:sz w:val="21"/>
+                <w:szCs w:val="21"/>
+              </w:rPr>
+              <w:t>skills</w:t>
+            </w:r>
+            <w:r>
+              <w:rPr>
+                <w:rFonts w:ascii="Consolas" w:hAnsi="Consolas"/>
+                <w:color w:val="C9D1D9"/>
+                <w:sz w:val="21"/>
+                <w:szCs w:val="21"/>
+              </w:rPr>
+              <w:t>.</w:t>
+            </w:r>
+            <w:r>
+              <w:rPr>
+                <w:rFonts w:ascii="Consolas" w:hAnsi="Consolas"/>
+                <w:color w:val="D2A8FF"/>
+                <w:sz w:val="21"/>
+                <w:szCs w:val="21"/>
+              </w:rPr>
+              <w:t>map</w:t>
+            </w:r>
+            <w:r>
+              <w:rPr>
+                <w:rFonts w:ascii="Consolas" w:hAnsi="Consolas"/>
+                <w:color w:val="C9D1D9"/>
+                <w:sz w:val="21"/>
+                <w:szCs w:val="21"/>
+              </w:rPr>
+              <w:t>((</w:t>
+            </w:r>
+            <w:r>
+              <w:rPr>
+                <w:rFonts w:ascii="Consolas" w:hAnsi="Consolas"/>
+                <w:color w:val="FDAC54"/>
+                <w:sz w:val="21"/>
+                <w:szCs w:val="21"/>
+              </w:rPr>
+              <w:t>skill</w:t>
+            </w:r>
+            <w:r>
+              <w:rPr>
+                <w:rFonts w:ascii="Consolas" w:hAnsi="Consolas"/>
+                <w:color w:val="C9D1D9"/>
+                <w:sz w:val="21"/>
+                <w:szCs w:val="21"/>
+              </w:rPr>
+              <w:t xml:space="preserve">) </w:t>
+            </w:r>
+            <w:r>
+              <w:rPr>
+                <w:rFonts w:ascii="Consolas" w:hAnsi="Consolas"/>
+                <w:color w:val="EC8E2C"/>
+                <w:sz w:val="21"/>
+                <w:szCs w:val="21"/>
+              </w:rPr>
+              <w:t>=&gt;</w:t>
+            </w:r>
+            <w:r>
+              <w:rPr>
+                <w:rFonts w:ascii="Consolas" w:hAnsi="Consolas"/>
+                <w:color w:val="C9D1D9"/>
+                <w:sz w:val="21"/>
+                <w:szCs w:val="21"/>
+              </w:rPr>
+              <w:t xml:space="preserve"> (</w:t>
+            </w:r>
+          </w:p>
+          <w:p>
+            <w:pPr>
+              <w:shd w:val="clear" w:color="auto" w:fill="0D1117"/>
+              <w:spacing w:line="285" w:lineRule="atLeast"/>
+              <w:rPr>
+                <w:rFonts w:ascii="Consolas" w:hAnsi="Consolas"/>
+                <w:color w:val="C9D1D9"/>
+                <w:sz w:val="21"/>
+                <w:szCs w:val="21"/>
+              </w:rPr>
+            </w:pPr>
+            <w:r>
+              <w:rPr>
+                <w:rFonts w:ascii="Consolas" w:hAnsi="Consolas"/>
+                <w:color w:val="C9D1D9"/>
+                <w:sz w:val="21"/>
+                <w:szCs w:val="21"/>
+              </w:rPr>
+              <w:t>          &lt;</w:t>
+            </w:r>
+            <w:r>
+              <w:rPr>
+                <w:rFonts w:ascii="Consolas" w:hAnsi="Consolas"/>
+                <w:color w:val="A5D6FF"/>
+                <w:sz w:val="21"/>
+                <w:szCs w:val="21"/>
+              </w:rPr>
+              <w:t>li</w:t>
+            </w:r>
+          </w:p>
+          <w:p>
+            <w:pPr>
+              <w:shd w:val="clear" w:color="auto" w:fill="0D1117"/>
+              <w:spacing w:line="285" w:lineRule="atLeast"/>
+              <w:rPr>
+                <w:rFonts w:ascii="Consolas" w:hAnsi="Consolas"/>
+                <w:color w:val="C9D1D9"/>
+                <w:sz w:val="21"/>
+                <w:szCs w:val="21"/>
+              </w:rPr>
+            </w:pPr>
+            <w:r>
+              <w:rPr>
+                <w:rFonts w:ascii="Consolas" w:hAnsi="Consolas"/>
+                <w:color w:val="C9D1D9"/>
+                <w:sz w:val="21"/>
+                <w:szCs w:val="21"/>
+              </w:rPr>
+              <w:t xml:space="preserve">            </w:t>
+            </w:r>
             <w:r>
               <w:rPr>
                 <w:rFonts w:ascii="Consolas" w:hAnsi="Consolas"/>
@@ -3398,9 +3347,65 @@
                 <w:sz w:val="21"/>
                 <w:szCs w:val="21"/>
               </w:rPr>
+              <w:t>key</w:t>
+            </w:r>
+            <w:r>
+              <w:rPr>
+                <w:rFonts w:ascii="Consolas" w:hAnsi="Consolas"/>
+                <w:color w:val="EC8E2C"/>
+                <w:sz w:val="21"/>
+                <w:szCs w:val="21"/>
+              </w:rPr>
+              <w:t>={</w:t>
+            </w:r>
+            <w:r>
+              <w:rPr>
+                <w:rFonts w:ascii="Consolas" w:hAnsi="Consolas"/>
+                <w:color w:val="FDAC54"/>
+                <w:sz w:val="21"/>
+                <w:szCs w:val="21"/>
+              </w:rPr>
+              <w:t>skill</w:t>
+            </w:r>
+            <w:r>
+              <w:rPr>
+                <w:rFonts w:ascii="Consolas" w:hAnsi="Consolas"/>
+                <w:color w:val="EC8E2C"/>
+                <w:sz w:val="21"/>
+                <w:szCs w:val="21"/>
+              </w:rPr>
+              <w:t>}</w:t>
+            </w:r>
+          </w:p>
+          <w:p>
+            <w:pPr>
+              <w:shd w:val="clear" w:color="auto" w:fill="0D1117"/>
+              <w:spacing w:line="285" w:lineRule="atLeast"/>
+              <w:rPr>
+                <w:rFonts w:ascii="Consolas" w:hAnsi="Consolas"/>
+                <w:color w:val="C9D1D9"/>
+                <w:sz w:val="21"/>
+                <w:szCs w:val="21"/>
+              </w:rPr>
+            </w:pPr>
+            <w:r>
+              <w:rPr>
+                <w:rFonts w:ascii="Consolas" w:hAnsi="Consolas"/>
+                <w:color w:val="C9D1D9"/>
+                <w:sz w:val="21"/>
+                <w:szCs w:val="21"/>
+              </w:rPr>
+              <w:t xml:space="preserve">            </w:t>
+            </w:r>
+            <w:r>
+              <w:rPr>
+                <w:rFonts w:ascii="Consolas" w:hAnsi="Consolas"/>
+                <w:color w:val="79C0FF"/>
+                <w:sz w:val="21"/>
+                <w:szCs w:val="21"/>
+              </w:rPr>
               <w:t>className</w:t>
             </w:r>
-            <w:proofErr w:type="spellEnd"/>
             <w:r>
               <w:rPr>
                 <w:rFonts w:ascii="Consolas" w:hAnsi="Consolas"/>
@@ -3417,434 +3422,7 @@
                 <w:sz w:val="21"/>
                 <w:szCs w:val="21"/>
               </w:rPr>
-              <w:t>"text-2xl font-semibold text-slate-100"</w:t>
-            </w:r>
-            <w:r>
-              <w:rPr>
-                <w:rFonts w:ascii="Consolas" w:hAnsi="Consolas"/>
-                <w:color w:val="C9D1D9"/>
-                <w:sz w:val="21"/>
-                <w:szCs w:val="21"/>
-              </w:rPr>
-              <w:t>&gt;</w:t>
-            </w:r>
-          </w:p>
-          <w:p>
-            <w:pPr>
-              <w:shd w:val="clear" w:color="auto" w:fill="0D1117"/>
-              <w:spacing w:line="285" w:lineRule="atLeast"/>
-              <w:rPr>
-                <w:rFonts w:ascii="Consolas" w:hAnsi="Consolas"/>
-                <w:color w:val="C9D1D9"/>
-                <w:sz w:val="21"/>
-                <w:szCs w:val="21"/>
-              </w:rPr>
-            </w:pPr>
-            <w:r>
-              <w:rPr>
-                <w:rFonts w:ascii="Consolas" w:hAnsi="Consolas"/>
-                <w:color w:val="C9D1D9"/>
-                <w:sz w:val="21"/>
-                <w:szCs w:val="21"/>
-              </w:rPr>
-              <w:t>        Skills</w:t>
-            </w:r>
-          </w:p>
-          <w:p>
-            <w:pPr>
-              <w:shd w:val="clear" w:color="auto" w:fill="0D1117"/>
-              <w:spacing w:line="285" w:lineRule="atLeast"/>
-              <w:rPr>
-                <w:rFonts w:ascii="Consolas" w:hAnsi="Consolas"/>
-                <w:color w:val="C9D1D9"/>
-                <w:sz w:val="21"/>
-                <w:szCs w:val="21"/>
-              </w:rPr>
-            </w:pPr>
-            <w:r>
-              <w:rPr>
-                <w:rFonts w:ascii="Consolas" w:hAnsi="Consolas"/>
-                <w:color w:val="C9D1D9"/>
-                <w:sz w:val="21"/>
-                <w:szCs w:val="21"/>
-              </w:rPr>
-              <w:t>      &lt;/</w:t>
-            </w:r>
-            <w:r>
-              <w:rPr>
-                <w:rFonts w:ascii="Consolas" w:hAnsi="Consolas"/>
-                <w:color w:val="A5D6FF"/>
-                <w:sz w:val="21"/>
-                <w:szCs w:val="21"/>
-              </w:rPr>
-              <w:t>h2</w:t>
-            </w:r>
-            <w:r>
-              <w:rPr>
-                <w:rFonts w:ascii="Consolas" w:hAnsi="Consolas"/>
-                <w:color w:val="C9D1D9"/>
-                <w:sz w:val="21"/>
-                <w:szCs w:val="21"/>
-              </w:rPr>
-              <w:t>&gt;</w:t>
-            </w:r>
-          </w:p>
-          <w:p>
-            <w:pPr>
-              <w:shd w:val="clear" w:color="auto" w:fill="0D1117"/>
-              <w:spacing w:line="285" w:lineRule="atLeast"/>
-              <w:rPr>
-                <w:rFonts w:ascii="Consolas" w:hAnsi="Consolas"/>
-                <w:color w:val="C9D1D9"/>
-                <w:sz w:val="21"/>
-                <w:szCs w:val="21"/>
-              </w:rPr>
-            </w:pPr>
-            <w:r>
-              <w:rPr>
-                <w:rFonts w:ascii="Consolas" w:hAnsi="Consolas"/>
-                <w:color w:val="C9D1D9"/>
-                <w:sz w:val="21"/>
-                <w:szCs w:val="21"/>
-              </w:rPr>
-              <w:t>      &lt;</w:t>
-            </w:r>
-            <w:r>
-              <w:rPr>
-                <w:rFonts w:ascii="Consolas" w:hAnsi="Consolas"/>
-                <w:color w:val="A5D6FF"/>
-                <w:sz w:val="21"/>
-                <w:szCs w:val="21"/>
-              </w:rPr>
-              <w:t>ul</w:t>
-            </w:r>
-            <w:r>
-              <w:rPr>
-                <w:rFonts w:ascii="Consolas" w:hAnsi="Consolas"/>
-                <w:color w:val="C9D1D9"/>
-                <w:sz w:val="21"/>
-                <w:szCs w:val="21"/>
-              </w:rPr>
-              <w:t xml:space="preserve"> </w:t>
-            </w:r>
-            <w:proofErr w:type="spellStart"/>
-            <w:r>
-              <w:rPr>
-                <w:rFonts w:ascii="Consolas" w:hAnsi="Consolas"/>
-                <w:color w:val="79C0FF"/>
-                <w:sz w:val="21"/>
-                <w:szCs w:val="21"/>
-              </w:rPr>
-              <w:t>className</w:t>
-            </w:r>
-            <w:proofErr w:type="spellEnd"/>
-            <w:r>
-              <w:rPr>
-                <w:rFonts w:ascii="Consolas" w:hAnsi="Consolas"/>
-                <w:color w:val="EC8E2C"/>
-                <w:sz w:val="21"/>
-                <w:szCs w:val="21"/>
-              </w:rPr>
-              <w:t>=</w:t>
-            </w:r>
-            <w:r>
-              <w:rPr>
-                <w:rFonts w:ascii="Consolas" w:hAnsi="Consolas"/>
-                <w:color w:val="A5D6FF"/>
-                <w:sz w:val="21"/>
-                <w:szCs w:val="21"/>
-              </w:rPr>
-              <w:t xml:space="preserve">"mt-4 grid list-none grid-cols-2 gap-3 p-0 </w:t>
-            </w:r>
-            <w:proofErr w:type="gramStart"/>
-            <w:r>
-              <w:rPr>
-                <w:rFonts w:ascii="Consolas" w:hAnsi="Consolas"/>
-                <w:color w:val="A5D6FF"/>
-                <w:sz w:val="21"/>
-                <w:szCs w:val="21"/>
-              </w:rPr>
-              <w:t>md:grid</w:t>
-            </w:r>
-            <w:proofErr w:type="gramEnd"/>
-            <w:r>
-              <w:rPr>
-                <w:rFonts w:ascii="Consolas" w:hAnsi="Consolas"/>
-                <w:color w:val="A5D6FF"/>
-                <w:sz w:val="21"/>
-                <w:szCs w:val="21"/>
-              </w:rPr>
-              <w:t>-cols-3"</w:t>
-            </w:r>
-            <w:r>
-              <w:rPr>
-                <w:rFonts w:ascii="Consolas" w:hAnsi="Consolas"/>
-                <w:color w:val="C9D1D9"/>
-                <w:sz w:val="21"/>
-                <w:szCs w:val="21"/>
-              </w:rPr>
-              <w:t>&gt;</w:t>
-            </w:r>
-          </w:p>
-          <w:p>
-            <w:pPr>
-              <w:shd w:val="clear" w:color="auto" w:fill="0D1117"/>
-              <w:spacing w:line="285" w:lineRule="atLeast"/>
-              <w:rPr>
-                <w:rFonts w:ascii="Consolas" w:hAnsi="Consolas"/>
-                <w:color w:val="C9D1D9"/>
-                <w:sz w:val="21"/>
-                <w:szCs w:val="21"/>
-              </w:rPr>
-            </w:pPr>
-            <w:r>
-              <w:rPr>
-                <w:rFonts w:ascii="Consolas" w:hAnsi="Consolas"/>
-                <w:color w:val="C9D1D9"/>
-                <w:sz w:val="21"/>
-                <w:szCs w:val="21"/>
-              </w:rPr>
-              <w:t xml:space="preserve">        </w:t>
-            </w:r>
-            <w:r>
-              <w:rPr>
-                <w:rFonts w:ascii="Consolas" w:hAnsi="Consolas"/>
-                <w:color w:val="EC8E2C"/>
-                <w:sz w:val="21"/>
-                <w:szCs w:val="21"/>
-              </w:rPr>
-              <w:t>{</w:t>
-            </w:r>
-            <w:proofErr w:type="spellStart"/>
-            <w:r>
-              <w:rPr>
-                <w:rFonts w:ascii="Consolas" w:hAnsi="Consolas"/>
-                <w:color w:val="FDAC54"/>
-                <w:sz w:val="21"/>
-                <w:szCs w:val="21"/>
-              </w:rPr>
-              <w:t>skills</w:t>
-            </w:r>
-            <w:r>
-              <w:rPr>
-                <w:rFonts w:ascii="Consolas" w:hAnsi="Consolas"/>
-                <w:color w:val="C9D1D9"/>
-                <w:sz w:val="21"/>
-                <w:szCs w:val="21"/>
-              </w:rPr>
-              <w:t>.</w:t>
-            </w:r>
-            <w:r>
-              <w:rPr>
-                <w:rFonts w:ascii="Consolas" w:hAnsi="Consolas"/>
-                <w:color w:val="D2A8FF"/>
-                <w:sz w:val="21"/>
-                <w:szCs w:val="21"/>
-              </w:rPr>
-              <w:t>map</w:t>
-            </w:r>
-            <w:proofErr w:type="spellEnd"/>
-            <w:r>
-              <w:rPr>
-                <w:rFonts w:ascii="Consolas" w:hAnsi="Consolas"/>
-                <w:color w:val="C9D1D9"/>
-                <w:sz w:val="21"/>
-                <w:szCs w:val="21"/>
-              </w:rPr>
-              <w:t>((</w:t>
-            </w:r>
-            <w:r>
-              <w:rPr>
-                <w:rFonts w:ascii="Consolas" w:hAnsi="Consolas"/>
-                <w:color w:val="FDAC54"/>
-                <w:sz w:val="21"/>
-                <w:szCs w:val="21"/>
-              </w:rPr>
-              <w:t>skill</w:t>
-            </w:r>
-            <w:r>
-              <w:rPr>
-                <w:rFonts w:ascii="Consolas" w:hAnsi="Consolas"/>
-                <w:color w:val="C9D1D9"/>
-                <w:sz w:val="21"/>
-                <w:szCs w:val="21"/>
-              </w:rPr>
-              <w:t xml:space="preserve">) </w:t>
-            </w:r>
-            <w:r>
-              <w:rPr>
-                <w:rFonts w:ascii="Consolas" w:hAnsi="Consolas"/>
-                <w:color w:val="EC8E2C"/>
-                <w:sz w:val="21"/>
-                <w:szCs w:val="21"/>
-              </w:rPr>
-              <w:t>=&gt;</w:t>
-            </w:r>
-            <w:r>
-              <w:rPr>
-                <w:rFonts w:ascii="Consolas" w:hAnsi="Consolas"/>
-                <w:color w:val="C9D1D9"/>
-                <w:sz w:val="21"/>
-                <w:szCs w:val="21"/>
-              </w:rPr>
-              <w:t xml:space="preserve"> (</w:t>
-            </w:r>
-          </w:p>
-          <w:p>
-            <w:pPr>
-              <w:shd w:val="clear" w:color="auto" w:fill="0D1117"/>
-              <w:spacing w:line="285" w:lineRule="atLeast"/>
-              <w:rPr>
-                <w:rFonts w:ascii="Consolas" w:hAnsi="Consolas"/>
-                <w:color w:val="C9D1D9"/>
-                <w:sz w:val="21"/>
-                <w:szCs w:val="21"/>
-              </w:rPr>
-            </w:pPr>
-            <w:r>
-              <w:rPr>
-                <w:rFonts w:ascii="Consolas" w:hAnsi="Consolas"/>
-                <w:color w:val="C9D1D9"/>
-                <w:sz w:val="21"/>
-                <w:szCs w:val="21"/>
-              </w:rPr>
-              <w:t>          &lt;</w:t>
-            </w:r>
-            <w:r>
-              <w:rPr>
-                <w:rFonts w:ascii="Consolas" w:hAnsi="Consolas"/>
-                <w:color w:val="A5D6FF"/>
-                <w:sz w:val="21"/>
-                <w:szCs w:val="21"/>
-              </w:rPr>
-              <w:t>li</w:t>
-            </w:r>
-          </w:p>
-          <w:p>
-            <w:pPr>
-              <w:shd w:val="clear" w:color="auto" w:fill="0D1117"/>
-              <w:spacing w:line="285" w:lineRule="atLeast"/>
-              <w:rPr>
-                <w:rFonts w:ascii="Consolas" w:hAnsi="Consolas"/>
-                <w:color w:val="C9D1D9"/>
-                <w:sz w:val="21"/>
-                <w:szCs w:val="21"/>
-              </w:rPr>
-            </w:pPr>
-            <w:r>
-              <w:rPr>
-                <w:rFonts w:ascii="Consolas" w:hAnsi="Consolas"/>
-                <w:color w:val="C9D1D9"/>
-                <w:sz w:val="21"/>
-                <w:szCs w:val="21"/>
-              </w:rPr>
-              <w:t xml:space="preserve">            </w:t>
-            </w:r>
-            <w:r>
-              <w:rPr>
-                <w:rFonts w:ascii="Consolas" w:hAnsi="Consolas"/>
-                <w:color w:val="79C0FF"/>
-                <w:sz w:val="21"/>
-                <w:szCs w:val="21"/>
-              </w:rPr>
-              <w:t>key</w:t>
-            </w:r>
-            <w:r>
-              <w:rPr>
-                <w:rFonts w:ascii="Consolas" w:hAnsi="Consolas"/>
-                <w:color w:val="EC8E2C"/>
-                <w:sz w:val="21"/>
-                <w:szCs w:val="21"/>
-              </w:rPr>
-              <w:t>={</w:t>
-            </w:r>
-            <w:r>
-              <w:rPr>
-                <w:rFonts w:ascii="Consolas" w:hAnsi="Consolas"/>
-                <w:color w:val="FDAC54"/>
-                <w:sz w:val="21"/>
-                <w:szCs w:val="21"/>
-              </w:rPr>
-              <w:t>skill</w:t>
-            </w:r>
-            <w:r>
-              <w:rPr>
-                <w:rFonts w:ascii="Consolas" w:hAnsi="Consolas"/>
-                <w:color w:val="EC8E2C"/>
-                <w:sz w:val="21"/>
-                <w:szCs w:val="21"/>
-              </w:rPr>
-              <w:t>}</w:t>
-            </w:r>
-          </w:p>
-          <w:p>
-            <w:pPr>
-              <w:shd w:val="clear" w:color="auto" w:fill="0D1117"/>
-              <w:spacing w:line="285" w:lineRule="atLeast"/>
-              <w:rPr>
-                <w:rFonts w:ascii="Consolas" w:hAnsi="Consolas"/>
-                <w:color w:val="C9D1D9"/>
-                <w:sz w:val="21"/>
-                <w:szCs w:val="21"/>
-              </w:rPr>
-            </w:pPr>
-            <w:r>
-              <w:rPr>
-                <w:rFonts w:ascii="Consolas" w:hAnsi="Consolas"/>
-                <w:color w:val="C9D1D9"/>
-                <w:sz w:val="21"/>
-                <w:szCs w:val="21"/>
-              </w:rPr>
-              <w:t xml:space="preserve">            </w:t>
-            </w:r>
-            <w:proofErr w:type="spellStart"/>
-            <w:r>
-              <w:rPr>
-                <w:rFonts w:ascii="Consolas" w:hAnsi="Consolas"/>
-                <w:color w:val="79C0FF"/>
-                <w:sz w:val="21"/>
-                <w:szCs w:val="21"/>
-              </w:rPr>
-              <w:t>className</w:t>
-            </w:r>
-            <w:proofErr w:type="spellEnd"/>
-            <w:r>
-              <w:rPr>
-                <w:rFonts w:ascii="Consolas" w:hAnsi="Consolas"/>
-                <w:color w:val="EC8E2C"/>
-                <w:sz w:val="21"/>
-                <w:szCs w:val="21"/>
-              </w:rPr>
-              <w:t>=</w:t>
-            </w:r>
-            <w:r>
-              <w:rPr>
-                <w:rFonts w:ascii="Consolas" w:hAnsi="Consolas"/>
-                <w:color w:val="A5D6FF"/>
-                <w:sz w:val="21"/>
-                <w:szCs w:val="21"/>
-              </w:rPr>
-              <w:t>"rounded-xl border border-cyan-300/40 bg-slate-800/80 px-3 py-3 text-</w:t>
-            </w:r>
-            <w:proofErr w:type="spellStart"/>
-            <w:r>
-              <w:rPr>
-                <w:rFonts w:ascii="Consolas" w:hAnsi="Consolas"/>
-                <w:color w:val="A5D6FF"/>
-                <w:sz w:val="21"/>
-                <w:szCs w:val="21"/>
-              </w:rPr>
-              <w:t>center</w:t>
-            </w:r>
-            <w:proofErr w:type="spellEnd"/>
-            <w:r>
-              <w:rPr>
-                <w:rFonts w:ascii="Consolas" w:hAnsi="Consolas"/>
-                <w:color w:val="A5D6FF"/>
-                <w:sz w:val="21"/>
-                <w:szCs w:val="21"/>
-              </w:rPr>
-              <w:t xml:space="preserve"> font-semibold text-cyan-100"</w:t>
+              <w:t>"rounded-xl border border-cyan-300/40 bg-slate-800/80 px-3 py-3 text-center font-semibold text-cyan-100"</w:t>
             </w:r>
           </w:p>
           <w:p>
@@ -4252,23 +3830,13 @@
                 <w:szCs w:val="24"/>
               </w:rPr>
             </w:pPr>
-            <w:proofErr w:type="spellStart"/>
-            <w:r>
-              <w:rPr>
-                <w:rFonts w:ascii="Times New Roman" w:hAnsi="Times New Roman" w:cs="Times New Roman"/>
-                <w:sz w:val="24"/>
-                <w:szCs w:val="24"/>
-              </w:rPr>
-              <w:t>Footer.jsx</w:t>
-            </w:r>
-            <w:proofErr w:type="spellEnd"/>
-            <w:r>
-              <w:rPr>
-                <w:rFonts w:ascii="Times New Roman" w:hAnsi="Times New Roman" w:cs="Times New Roman"/>
-                <w:sz w:val="24"/>
-                <w:szCs w:val="24"/>
-              </w:rPr>
-              <w:t>:</w:t>
+            <w:r>
+              <w:rPr>
+                <w:rFonts w:ascii="Times New Roman" w:hAnsi="Times New Roman" w:cs="Times New Roman"/>
+                <w:sz w:val="24"/>
+                <w:szCs w:val="24"/>
+              </w:rPr>
+              <w:t>Footer.jsx:</w:t>
             </w:r>
           </w:p>
           <w:p>
@@ -4300,7 +3868,6 @@
               </w:rPr>
               <w:t xml:space="preserve"> </w:t>
             </w:r>
-            <w:proofErr w:type="gramStart"/>
             <w:r>
               <w:rPr>
                 <w:rFonts w:ascii="Consolas" w:hAnsi="Consolas"/>
@@ -4328,7 +3895,6 @@
               </w:rPr>
               <w:t>name</w:t>
             </w:r>
-            <w:proofErr w:type="gramEnd"/>
             <w:r>
               <w:rPr>
                 <w:rFonts w:ascii="Consolas" w:hAnsi="Consolas"/>
@@ -4338,7 +3904,6 @@
               </w:rPr>
               <w:t xml:space="preserve">, </w:t>
             </w:r>
-            <w:proofErr w:type="gramStart"/>
             <w:r>
               <w:rPr>
                 <w:rFonts w:ascii="Consolas" w:hAnsi="Consolas"/>
@@ -4355,17 +3920,7 @@
                 <w:sz w:val="21"/>
                 <w:szCs w:val="21"/>
               </w:rPr>
-              <w:t xml:space="preserve"> }</w:t>
-            </w:r>
-            <w:proofErr w:type="gramEnd"/>
-            <w:r>
-              <w:rPr>
-                <w:rFonts w:ascii="Consolas" w:hAnsi="Consolas"/>
-                <w:color w:val="C9D1D9"/>
-                <w:sz w:val="21"/>
-                <w:szCs w:val="21"/>
-              </w:rPr>
-              <w:t>) {</w:t>
+              <w:t xml:space="preserve"> }) {</w:t>
             </w:r>
           </w:p>
           <w:p>
@@ -4445,7 +4000,6 @@
               </w:rPr>
               <w:t xml:space="preserve"> </w:t>
             </w:r>
-            <w:proofErr w:type="spellStart"/>
             <w:r>
               <w:rPr>
                 <w:rFonts w:ascii="Consolas" w:hAnsi="Consolas"/>
@@ -4455,7 +4009,6 @@
               </w:rPr>
               <w:t>className</w:t>
             </w:r>
-            <w:proofErr w:type="spellEnd"/>
             <w:r>
               <w:rPr>
                 <w:rFonts w:ascii="Consolas" w:hAnsi="Consolas"/>
@@ -4472,27 +4025,7 @@
                 <w:sz w:val="21"/>
                 <w:szCs w:val="21"/>
               </w:rPr>
-              <w:t>"</w:t>
-            </w:r>
-            <w:proofErr w:type="spellStart"/>
-            <w:r>
-              <w:rPr>
-                <w:rFonts w:ascii="Consolas" w:hAnsi="Consolas"/>
-                <w:color w:val="A5D6FF"/>
-                <w:sz w:val="21"/>
-                <w:szCs w:val="21"/>
-              </w:rPr>
-              <w:t>mt</w:t>
-            </w:r>
-            <w:proofErr w:type="spellEnd"/>
-            <w:r>
-              <w:rPr>
-                <w:rFonts w:ascii="Consolas" w:hAnsi="Consolas"/>
-                <w:color w:val="A5D6FF"/>
-                <w:sz w:val="21"/>
-                <w:szCs w:val="21"/>
-              </w:rPr>
-              <w:t>-auto w-full border-t border-sky-300/30 bg-slate-950/70"</w:t>
+              <w:t>"mt-auto w-full border-t border-sky-300/30 bg-slate-950/70"</w:t>
             </w:r>
             <w:r>
               <w:rPr>
@@ -4542,7 +4075,6 @@
               </w:rPr>
               <w:t xml:space="preserve"> </w:t>
             </w:r>
-            <w:proofErr w:type="spellStart"/>
             <w:r>
               <w:rPr>
                 <w:rFonts w:ascii="Consolas" w:hAnsi="Consolas"/>
@@ -4552,7 +4084,6 @@
               </w:rPr>
               <w:t>className</w:t>
             </w:r>
-            <w:proofErr w:type="spellEnd"/>
             <w:r>
               <w:rPr>
                 <w:rFonts w:ascii="Consolas" w:hAnsi="Consolas"/>
@@ -4569,47 +4100,7 @@
                 <w:sz w:val="21"/>
                 <w:szCs w:val="21"/>
               </w:rPr>
-              <w:t>"mx-auto w-full max-w-5xl px-4 py-4 text-</w:t>
-            </w:r>
-            <w:proofErr w:type="spellStart"/>
-            <w:r>
-              <w:rPr>
-                <w:rFonts w:ascii="Consolas" w:hAnsi="Consolas"/>
-                <w:color w:val="A5D6FF"/>
-                <w:sz w:val="21"/>
-                <w:szCs w:val="21"/>
-              </w:rPr>
-              <w:t>center</w:t>
-            </w:r>
-            <w:proofErr w:type="spellEnd"/>
-            <w:r>
-              <w:rPr>
-                <w:rFonts w:ascii="Consolas" w:hAnsi="Consolas"/>
-                <w:color w:val="A5D6FF"/>
-                <w:sz w:val="21"/>
-                <w:szCs w:val="21"/>
-              </w:rPr>
-              <w:t xml:space="preserve"> text-</w:t>
-            </w:r>
-            <w:proofErr w:type="spellStart"/>
-            <w:r>
-              <w:rPr>
-                <w:rFonts w:ascii="Consolas" w:hAnsi="Consolas"/>
-                <w:color w:val="A5D6FF"/>
-                <w:sz w:val="21"/>
-                <w:szCs w:val="21"/>
-              </w:rPr>
-              <w:t>sm</w:t>
-            </w:r>
-            <w:proofErr w:type="spellEnd"/>
-            <w:r>
-              <w:rPr>
-                <w:rFonts w:ascii="Consolas" w:hAnsi="Consolas"/>
-                <w:color w:val="A5D6FF"/>
-                <w:sz w:val="21"/>
-                <w:szCs w:val="21"/>
-              </w:rPr>
-              <w:t xml:space="preserve"> text-slate-300"</w:t>
+              <w:t>"mx-auto w-full max-w-5xl px-4 py-4 text-center text-sm text-slate-300"</w:t>
             </w:r>
             <w:r>
               <w:rPr>
@@ -4659,7 +4150,6 @@
               </w:rPr>
               <w:t xml:space="preserve"> </w:t>
             </w:r>
-            <w:proofErr w:type="spellStart"/>
             <w:r>
               <w:rPr>
                 <w:rFonts w:ascii="Consolas" w:hAnsi="Consolas"/>
@@ -4669,7 +4159,6 @@
               </w:rPr>
               <w:t>className</w:t>
             </w:r>
-            <w:proofErr w:type="spellEnd"/>
             <w:r>
               <w:rPr>
                 <w:rFonts w:ascii="Consolas" w:hAnsi="Consolas"/>
@@ -5097,23 +4586,13 @@
                 <w:szCs w:val="24"/>
               </w:rPr>
             </w:pPr>
-            <w:proofErr w:type="spellStart"/>
-            <w:r>
-              <w:rPr>
-                <w:rFonts w:ascii="Times New Roman" w:hAnsi="Times New Roman" w:cs="Times New Roman"/>
-                <w:sz w:val="24"/>
-                <w:szCs w:val="24"/>
-              </w:rPr>
-              <w:t>App.jsx</w:t>
-            </w:r>
-            <w:proofErr w:type="spellEnd"/>
-            <w:r>
-              <w:rPr>
-                <w:rFonts w:ascii="Times New Roman" w:hAnsi="Times New Roman" w:cs="Times New Roman"/>
-                <w:sz w:val="24"/>
-                <w:szCs w:val="24"/>
-              </w:rPr>
-              <w:t>:</w:t>
+            <w:r>
+              <w:rPr>
+                <w:rFonts w:ascii="Times New Roman" w:hAnsi="Times New Roman" w:cs="Times New Roman"/>
+                <w:sz w:val="24"/>
+                <w:szCs w:val="24"/>
+              </w:rPr>
+              <w:t>App.jsx:</w:t>
             </w:r>
           </w:p>
           <w:p>
@@ -5163,25 +4642,14 @@
               </w:rPr>
               <w:t xml:space="preserve"> </w:t>
             </w:r>
-            <w:proofErr w:type="gramStart"/>
-            <w:r>
-              <w:rPr>
-                <w:rFonts w:ascii="Consolas" w:hAnsi="Consolas"/>
-                <w:color w:val="A5D6FF"/>
-                <w:sz w:val="21"/>
-                <w:szCs w:val="21"/>
-              </w:rPr>
-              <w:t>'./</w:t>
-            </w:r>
-            <w:proofErr w:type="gramEnd"/>
-            <w:r>
-              <w:rPr>
-                <w:rFonts w:ascii="Consolas" w:hAnsi="Consolas"/>
-                <w:color w:val="A5D6FF"/>
-                <w:sz w:val="21"/>
-                <w:szCs w:val="21"/>
-              </w:rPr>
-              <w:t>components/Header'</w:t>
+            <w:r>
+              <w:rPr>
+                <w:rFonts w:ascii="Consolas" w:hAnsi="Consolas"/>
+                <w:color w:val="A5D6FF"/>
+                <w:sz w:val="21"/>
+                <w:szCs w:val="21"/>
+              </w:rPr>
+              <w:t>'./components/Header'</w:t>
             </w:r>
           </w:p>
           <w:p>
@@ -5231,25 +4699,14 @@
               </w:rPr>
               <w:t xml:space="preserve"> </w:t>
             </w:r>
-            <w:proofErr w:type="gramStart"/>
-            <w:r>
-              <w:rPr>
-                <w:rFonts w:ascii="Consolas" w:hAnsi="Consolas"/>
-                <w:color w:val="A5D6FF"/>
-                <w:sz w:val="21"/>
-                <w:szCs w:val="21"/>
-              </w:rPr>
-              <w:t>'./</w:t>
-            </w:r>
-            <w:proofErr w:type="gramEnd"/>
-            <w:r>
-              <w:rPr>
-                <w:rFonts w:ascii="Consolas" w:hAnsi="Consolas"/>
-                <w:color w:val="A5D6FF"/>
-                <w:sz w:val="21"/>
-                <w:szCs w:val="21"/>
-              </w:rPr>
-              <w:t>components/About'</w:t>
+            <w:r>
+              <w:rPr>
+                <w:rFonts w:ascii="Consolas" w:hAnsi="Consolas"/>
+                <w:color w:val="A5D6FF"/>
+                <w:sz w:val="21"/>
+                <w:szCs w:val="21"/>
+              </w:rPr>
+              <w:t>'./components/About'</w:t>
             </w:r>
           </w:p>
           <w:p>
@@ -5299,25 +4756,14 @@
               </w:rPr>
               <w:t xml:space="preserve"> </w:t>
             </w:r>
-            <w:proofErr w:type="gramStart"/>
-            <w:r>
-              <w:rPr>
-                <w:rFonts w:ascii="Consolas" w:hAnsi="Consolas"/>
-                <w:color w:val="A5D6FF"/>
-                <w:sz w:val="21"/>
-                <w:szCs w:val="21"/>
-              </w:rPr>
-              <w:t>'./</w:t>
-            </w:r>
-            <w:proofErr w:type="gramEnd"/>
-            <w:r>
-              <w:rPr>
-                <w:rFonts w:ascii="Consolas" w:hAnsi="Consolas"/>
-                <w:color w:val="A5D6FF"/>
-                <w:sz w:val="21"/>
-                <w:szCs w:val="21"/>
-              </w:rPr>
-              <w:t>components/Skills'</w:t>
+            <w:r>
+              <w:rPr>
+                <w:rFonts w:ascii="Consolas" w:hAnsi="Consolas"/>
+                <w:color w:val="A5D6FF"/>
+                <w:sz w:val="21"/>
+                <w:szCs w:val="21"/>
+              </w:rPr>
+              <w:t>'./components/Skills'</w:t>
             </w:r>
           </w:p>
           <w:p>
@@ -5367,25 +4813,14 @@
               </w:rPr>
               <w:t xml:space="preserve"> </w:t>
             </w:r>
-            <w:proofErr w:type="gramStart"/>
-            <w:r>
-              <w:rPr>
-                <w:rFonts w:ascii="Consolas" w:hAnsi="Consolas"/>
-                <w:color w:val="A5D6FF"/>
-                <w:sz w:val="21"/>
-                <w:szCs w:val="21"/>
-              </w:rPr>
-              <w:t>'./</w:t>
-            </w:r>
-            <w:proofErr w:type="gramEnd"/>
-            <w:r>
-              <w:rPr>
-                <w:rFonts w:ascii="Consolas" w:hAnsi="Consolas"/>
-                <w:color w:val="A5D6FF"/>
-                <w:sz w:val="21"/>
-                <w:szCs w:val="21"/>
-              </w:rPr>
-              <w:t>components/Footer'</w:t>
+            <w:r>
+              <w:rPr>
+                <w:rFonts w:ascii="Consolas" w:hAnsi="Consolas"/>
+                <w:color w:val="A5D6FF"/>
+                <w:sz w:val="21"/>
+                <w:szCs w:val="21"/>
+              </w:rPr>
+              <w:t>'./components/Footer'</w:t>
             </w:r>
           </w:p>
           <w:p>
@@ -5429,7 +4864,6 @@
               </w:rPr>
               <w:t xml:space="preserve"> </w:t>
             </w:r>
-            <w:proofErr w:type="gramStart"/>
             <w:r>
               <w:rPr>
                 <w:rFonts w:ascii="Consolas" w:hAnsi="Consolas"/>
@@ -5446,17 +4880,7 @@
                 <w:sz w:val="21"/>
                 <w:szCs w:val="21"/>
               </w:rPr>
-              <w:t>(</w:t>
-            </w:r>
-            <w:proofErr w:type="gramEnd"/>
-            <w:r>
-              <w:rPr>
-                <w:rFonts w:ascii="Consolas" w:hAnsi="Consolas"/>
-                <w:color w:val="C9D1D9"/>
-                <w:sz w:val="21"/>
-                <w:szCs w:val="21"/>
-              </w:rPr>
-              <w:t>) {</w:t>
+              <w:t>() {</w:t>
             </w:r>
           </w:p>
           <w:p>
@@ -5479,7 +4903,6 @@
               </w:rPr>
               <w:t xml:space="preserve">  </w:t>
             </w:r>
-            <w:proofErr w:type="spellStart"/>
             <w:r>
               <w:rPr>
                 <w:rFonts w:ascii="Consolas" w:hAnsi="Consolas"/>
@@ -5489,7 +4912,6 @@
               </w:rPr>
               <w:t>const</w:t>
             </w:r>
-            <w:proofErr w:type="spellEnd"/>
             <w:r>
               <w:rPr>
                 <w:rFonts w:ascii="Consolas" w:hAnsi="Consolas"/>
@@ -5602,29 +5024,7 @@
                 <w:sz w:val="21"/>
                 <w:szCs w:val="21"/>
               </w:rPr>
-              <w:t>'</w:t>
-            </w:r>
-            <w:proofErr w:type="spellStart"/>
-            <w:proofErr w:type="gramStart"/>
-            <w:r>
-              <w:rPr>
-                <w:rFonts w:ascii="Consolas" w:hAnsi="Consolas"/>
-                <w:color w:val="A5D6FF"/>
-                <w:sz w:val="21"/>
-                <w:szCs w:val="21"/>
-              </w:rPr>
-              <w:t>B.Tech</w:t>
-            </w:r>
-            <w:proofErr w:type="spellEnd"/>
-            <w:proofErr w:type="gramEnd"/>
-            <w:r>
-              <w:rPr>
-                <w:rFonts w:ascii="Consolas" w:hAnsi="Consolas"/>
-                <w:color w:val="A5D6FF"/>
-                <w:sz w:val="21"/>
-                <w:szCs w:val="21"/>
-              </w:rPr>
-              <w:t xml:space="preserve"> Student | Frontend Enthusiast'</w:t>
+              <w:t>'B.Tech Student | Frontend Enthusiast'</w:t>
             </w:r>
             <w:r>
               <w:rPr>
@@ -5702,29 +5102,7 @@
                 <w:sz w:val="21"/>
                 <w:szCs w:val="21"/>
               </w:rPr>
-              <w:t>'</w:t>
-            </w:r>
-            <w:proofErr w:type="spellStart"/>
-            <w:proofErr w:type="gramStart"/>
-            <w:r>
-              <w:rPr>
-                <w:rFonts w:ascii="Consolas" w:hAnsi="Consolas"/>
-                <w:color w:val="A5D6FF"/>
-                <w:sz w:val="21"/>
-                <w:szCs w:val="21"/>
-              </w:rPr>
-              <w:t>B.Tech</w:t>
-            </w:r>
-            <w:proofErr w:type="spellEnd"/>
-            <w:proofErr w:type="gramEnd"/>
-            <w:r>
-              <w:rPr>
-                <w:rFonts w:ascii="Consolas" w:hAnsi="Consolas"/>
-                <w:color w:val="A5D6FF"/>
-                <w:sz w:val="21"/>
-                <w:szCs w:val="21"/>
-              </w:rPr>
-              <w:t xml:space="preserve"> in Computer Science, Expected Graduation: 2028'</w:t>
+              <w:t>'B.Tech in Computer Science, Expected Graduation: 2028'</w:t>
             </w:r>
             <w:r>
               <w:rPr>
@@ -5918,7 +5296,6 @@
               </w:rPr>
               <w:t xml:space="preserve">  </w:t>
             </w:r>
-            <w:proofErr w:type="spellStart"/>
             <w:r>
               <w:rPr>
                 <w:rFonts w:ascii="Consolas" w:hAnsi="Consolas"/>
@@ -5928,7 +5305,6 @@
               </w:rPr>
               <w:t>const</w:t>
             </w:r>
-            <w:proofErr w:type="spellEnd"/>
             <w:r>
               <w:rPr>
                 <w:rFonts w:ascii="Consolas" w:hAnsi="Consolas"/>
@@ -5938,7 +5314,6 @@
               </w:rPr>
               <w:t xml:space="preserve"> </w:t>
             </w:r>
-            <w:proofErr w:type="spellStart"/>
             <w:r>
               <w:rPr>
                 <w:rFonts w:ascii="Consolas" w:hAnsi="Consolas"/>
@@ -5948,7 +5323,6 @@
               </w:rPr>
               <w:t>currentYear</w:t>
             </w:r>
-            <w:proofErr w:type="spellEnd"/>
             <w:r>
               <w:rPr>
                 <w:rFonts w:ascii="Consolas" w:hAnsi="Consolas"/>
@@ -6010,19 +5384,8 @@
                 <w:sz w:val="21"/>
                 <w:szCs w:val="21"/>
               </w:rPr>
-              <w:t>(</w:t>
-            </w:r>
-            <w:proofErr w:type="gramStart"/>
-            <w:r>
-              <w:rPr>
-                <w:rFonts w:ascii="Consolas" w:hAnsi="Consolas"/>
-                <w:color w:val="C9D1D9"/>
-                <w:sz w:val="21"/>
-                <w:szCs w:val="21"/>
-              </w:rPr>
-              <w:t>).</w:t>
-            </w:r>
-            <w:proofErr w:type="spellStart"/>
+              <w:t>().</w:t>
+            </w:r>
             <w:r>
               <w:rPr>
                 <w:rFonts w:ascii="Consolas" w:hAnsi="Consolas"/>
@@ -6032,8 +5395,6 @@
               </w:rPr>
               <w:t>getFullYear</w:t>
             </w:r>
-            <w:proofErr w:type="spellEnd"/>
-            <w:proofErr w:type="gramEnd"/>
             <w:r>
               <w:rPr>
                 <w:rFonts w:ascii="Consolas" w:hAnsi="Consolas"/>
@@ -6133,7 +5494,6 @@
               </w:rPr>
               <w:t xml:space="preserve"> </w:t>
             </w:r>
-            <w:proofErr w:type="spellStart"/>
             <w:r>
               <w:rPr>
                 <w:rFonts w:ascii="Consolas" w:hAnsi="Consolas"/>
@@ -6143,7 +5503,6 @@
               </w:rPr>
               <w:t>className</w:t>
             </w:r>
-            <w:proofErr w:type="spellEnd"/>
             <w:r>
               <w:rPr>
                 <w:rFonts w:ascii="Consolas" w:hAnsi="Consolas"/>
@@ -6282,8 +5641,6 @@
               </w:rPr>
               <w:t>={</w:t>
             </w:r>
-            <w:proofErr w:type="spellStart"/>
-            <w:proofErr w:type="gramStart"/>
             <w:r>
               <w:rPr>
                 <w:rFonts w:ascii="Consolas" w:hAnsi="Consolas"/>
@@ -6302,8 +5659,6 @@
               </w:rPr>
               <w:t>.role</w:t>
             </w:r>
-            <w:proofErr w:type="spellEnd"/>
-            <w:proofErr w:type="gramEnd"/>
             <w:r>
               <w:rPr>
                 <w:rFonts w:ascii="Consolas" w:hAnsi="Consolas"/>
@@ -6361,7 +5716,6 @@
               </w:rPr>
               <w:t xml:space="preserve"> </w:t>
             </w:r>
-            <w:proofErr w:type="spellStart"/>
             <w:r>
               <w:rPr>
                 <w:rFonts w:ascii="Consolas" w:hAnsi="Consolas"/>
@@ -6371,7 +5725,6 @@
               </w:rPr>
               <w:t>className</w:t>
             </w:r>
-            <w:proofErr w:type="spellEnd"/>
             <w:r>
               <w:rPr>
                 <w:rFonts w:ascii="Consolas" w:hAnsi="Consolas"/>
@@ -6456,7 +5809,6 @@
               </w:rPr>
               <w:t>={</w:t>
             </w:r>
-            <w:proofErr w:type="spellStart"/>
             <w:r>
               <w:rPr>
                 <w:rFonts w:ascii="Consolas" w:hAnsi="Consolas"/>
@@ -6475,7 +5827,6 @@
               </w:rPr>
               <w:t>.bio</w:t>
             </w:r>
-            <w:proofErr w:type="spellEnd"/>
             <w:r>
               <w:rPr>
                 <w:rFonts w:ascii="Consolas" w:hAnsi="Consolas"/>
@@ -6512,8 +5863,6 @@
               </w:rPr>
               <w:t>={</w:t>
             </w:r>
-            <w:proofErr w:type="spellStart"/>
-            <w:proofErr w:type="gramStart"/>
             <w:r>
               <w:rPr>
                 <w:rFonts w:ascii="Consolas" w:hAnsi="Consolas"/>
@@ -6532,8 +5881,6 @@
               </w:rPr>
               <w:t>.education</w:t>
             </w:r>
-            <w:proofErr w:type="spellEnd"/>
-            <w:proofErr w:type="gramEnd"/>
             <w:r>
               <w:rPr>
                 <w:rFonts w:ascii="Consolas" w:hAnsi="Consolas"/>
@@ -6609,8 +5956,6 @@
               </w:rPr>
               <w:t>={</w:t>
             </w:r>
-            <w:proofErr w:type="spellStart"/>
-            <w:proofErr w:type="gramStart"/>
             <w:r>
               <w:rPr>
                 <w:rFonts w:ascii="Consolas" w:hAnsi="Consolas"/>
@@ -6629,8 +5974,6 @@
               </w:rPr>
               <w:t>.skills</w:t>
             </w:r>
-            <w:proofErr w:type="spellEnd"/>
-            <w:proofErr w:type="gramEnd"/>
             <w:r>
               <w:rPr>
                 <w:rFonts w:ascii="Consolas" w:hAnsi="Consolas"/>
@@ -6799,7 +6142,6 @@
               </w:rPr>
               <w:t>={</w:t>
             </w:r>
-            <w:proofErr w:type="spellStart"/>
             <w:r>
               <w:rPr>
                 <w:rFonts w:ascii="Consolas" w:hAnsi="Consolas"/>
@@ -6809,7 +6151,6 @@
               </w:rPr>
               <w:t>currentYear</w:t>
             </w:r>
-            <w:proofErr w:type="spellEnd"/>
             <w:r>
               <w:rPr>
                 <w:rFonts w:ascii="Consolas" w:hAnsi="Consolas"/>
@@ -7078,45 +6419,25 @@
                 <w:sz w:val="24"/>
                 <w:szCs w:val="24"/>
               </w:rPr>
-              <w:t xml:space="preserve">git </w:t>
-            </w:r>
-            <w:proofErr w:type="spellStart"/>
-            <w:r>
-              <w:rPr>
-                <w:rFonts w:ascii="Times New Roman" w:hAnsi="Times New Roman" w:cs="Times New Roman"/>
-                <w:sz w:val="24"/>
-                <w:szCs w:val="24"/>
-              </w:rPr>
-              <w:t>init</w:t>
-            </w:r>
-            <w:proofErr w:type="spellEnd"/>
-          </w:p>
-          <w:p>
-            <w:pPr>
-              <w:rPr>
-                <w:rFonts w:ascii="Times New Roman" w:hAnsi="Times New Roman" w:cs="Times New Roman"/>
-                <w:sz w:val="24"/>
-                <w:szCs w:val="24"/>
-              </w:rPr>
-            </w:pPr>
-            <w:r>
-              <w:rPr>
-                <w:rFonts w:ascii="Times New Roman" w:hAnsi="Times New Roman" w:cs="Times New Roman"/>
-                <w:sz w:val="24"/>
-                <w:szCs w:val="24"/>
-              </w:rPr>
-              <w:t xml:space="preserve">git </w:t>
-            </w:r>
-            <w:proofErr w:type="gramStart"/>
-            <w:r>
-              <w:rPr>
-                <w:rFonts w:ascii="Times New Roman" w:hAnsi="Times New Roman" w:cs="Times New Roman"/>
-                <w:sz w:val="24"/>
-                <w:szCs w:val="24"/>
-              </w:rPr>
-              <w:t>add .</w:t>
-            </w:r>
-            <w:proofErr w:type="gramEnd"/>
+              <w:t>git init</w:t>
+            </w:r>
+          </w:p>
+          <w:p>
+            <w:pPr>
+              <w:rPr>
+                <w:rFonts w:ascii="Times New Roman" w:hAnsi="Times New Roman" w:cs="Times New Roman"/>
+                <w:sz w:val="24"/>
+                <w:szCs w:val="24"/>
+              </w:rPr>
+            </w:pPr>
+            <w:r>
+              <w:rPr>
+                <w:rFonts w:ascii="Times New Roman" w:hAnsi="Times New Roman" w:cs="Times New Roman"/>
+                <w:sz w:val="24"/>
+                <w:szCs w:val="24"/>
+              </w:rPr>
+              <w:t>git add .</w:t>
+            </w:r>
           </w:p>
           <w:p>
             <w:pPr>
@@ -7149,32 +6470,13 @@
                 <w:sz w:val="24"/>
                 <w:szCs w:val="24"/>
               </w:rPr>
-              <w:t xml:space="preserve">git remote add origin </w:t>
-            </w:r>
-            <w:hyperlink r:id="rId13" w:history="1">
-              <w:r>
-                <w:rPr>
-                  <w:rStyle w:val="Hyperlink"/>
-                  <w:sz w:val="24"/>
-                  <w:szCs w:val="24"/>
-                </w:rPr>
-                <w:t>https://github.com/Talaviya-Sarthak/Advance-web-developement</w:t>
-              </w:r>
-            </w:hyperlink>
-            <w:r>
-              <w:rPr>
-                <w:sz w:val="24"/>
-                <w:szCs w:val="24"/>
-              </w:rPr>
-              <w:t>-and-framework</w:t>
-            </w:r>
-            <w:r>
-              <w:rPr>
-                <w:rFonts w:ascii="Times New Roman" w:hAnsi="Times New Roman" w:cs="Times New Roman"/>
-                <w:sz w:val="24"/>
-                <w:szCs w:val="24"/>
-              </w:rPr>
-              <w:t>.git</w:t>
+              <w:t>git remote add origin</w:t>
+            </w:r>
+            <w:r>
+              <w:t xml:space="preserve"> </w:t>
+            </w:r>
+            <w:r>
+              <w:t>https://github.com/Talaviya-Sarthak/AWDF.git</w:t>
             </w:r>
           </w:p>
           <w:p>
@@ -7253,7 +6555,6 @@
                 <w:b/>
                 <w:sz w:val="24"/>
               </w:rPr>
-              <w:lastRenderedPageBreak/>
               <w:t>Conclusion</w:t>
             </w:r>
           </w:p>
@@ -7277,25 +6578,16 @@
                 <w:sz w:val="24"/>
                 <w:szCs w:val="24"/>
               </w:rPr>
-              <w:t xml:space="preserve">Through this practical, a React development environment was successfully set up using Vite, and a working portfolio UI was built using four independently structured, reusable components. Props were used to pass dynamic data (name and </w:t>
-            </w:r>
-            <w:proofErr w:type="spellStart"/>
-            <w:r>
-              <w:rPr>
-                <w:rFonts w:ascii="Times New Roman" w:hAnsi="Times New Roman" w:cs="Times New Roman"/>
-                <w:sz w:val="24"/>
-                <w:szCs w:val="24"/>
-              </w:rPr>
-              <w:t>skillList</w:t>
-            </w:r>
-            <w:proofErr w:type="spellEnd"/>
-            <w:r>
-              <w:rPr>
-                <w:rFonts w:ascii="Times New Roman" w:hAnsi="Times New Roman" w:cs="Times New Roman"/>
-                <w:sz w:val="24"/>
-                <w:szCs w:val="24"/>
-              </w:rPr>
-              <w:t>) into child components, reinforcing the core React concepts of component composition and unidirectional data flow.</w:t>
+              <w:t xml:space="preserve">Through this practical, a React development environment was successfully set up using Vite, and a working portfolio UI was built using four independently structured, reusable components. Props </w:t>
+            </w:r>
+            <w:r>
+              <w:rPr>
+                <w:rFonts w:ascii="Times New Roman" w:hAnsi="Times New Roman" w:cs="Times New Roman"/>
+                <w:sz w:val="24"/>
+                <w:szCs w:val="24"/>
+              </w:rPr>
+              <w:lastRenderedPageBreak/>
+              <w:t>were used to pass dynamic data (name and skillList) into child components, reinforcing the core React concepts of component composition and unidirectional data flow.</w:t>
             </w:r>
           </w:p>
         </w:tc>
@@ -7321,8 +6613,8 @@
     </w:p>
     <w:p/>
     <w:sectPr>
-      <w:headerReference w:type="default" r:id="rId14"/>
-      <w:footerReference w:type="default" r:id="rId15"/>
+      <w:headerReference w:type="default" r:id="rId13"/>
+      <w:footerReference w:type="default" r:id="rId14"/>
       <w:pgSz w:w="11906" w:h="16838"/>
       <w:pgMar w:top="1080" w:right="1080" w:bottom="1080" w:left="1080" w:header="708" w:footer="708" w:gutter="0"/>
       <w:cols w:space="720"/>
